--- a/server/src/main/resources/templates/resumes/professional/template.docx
+++ b/server/src/main/resources/templates/resumes/professional/template.docx
@@ -3,6 +3,14 @@
 <w:document xmlns:wpc="http://schemas.microsoft.com/office/word/2010/wordprocessingCanvas" xmlns:mc="http://schemas.openxmlformats.org/markup-compatibility/2006" xmlns:o="urn:schemas-microsoft-com:office:office" xmlns:r="http://schemas.openxmlformats.org/officeDocument/2006/relationships" xmlns:m="http://schemas.openxmlformats.org/officeDocument/2006/math" xmlns:v="urn:schemas-microsoft-com:vml" xmlns:wp14="http://schemas.microsoft.com/office/word/2010/wordprocessingDrawing" xmlns:wp="http://schemas.openxmlformats.org/drawingml/2006/wordprocessingDrawing" xmlns:w="http://schemas.openxmlformats.org/wordprocessingml/2006/main" xmlns:w14="http://schemas.microsoft.com/office/word/2010/wordml" xmlns:w10="urn:schemas-microsoft-com:office:word" xmlns:w15="http://schemas.microsoft.com/office/word/2012/wordml" xmlns:wpg="http://schemas.microsoft.com/office/word/2010/wordprocessingGroup" xmlns:wpi="http://schemas.microsoft.com/office/word/2010/wordprocessingInk" xmlns:wne="http://schemas.microsoft.com/office/word/2006/wordml" xmlns:wps="http://schemas.microsoft.com/office/word/2010/wordprocessingShape" xmlns:wpsCustomData="http://www.wps.cn/officeDocument/2013/wpsCustomData" mc:Ignorable="w14 w15 wp14">
   <w:background w:color="FFFFFF" w:themeColor="background1"/>
   <w:body>
+    <w:p>
+      <w:pPr>
+        <w:jc w:val="right"/>
+      </w:pPr>
+      <w:r>
+        <w:t>{{@photo}}</w:t>
+      </w:r>
+    </w:p>
     <w:p>
       <w:pPr>
         <w:rPr>

--- a/server/src/main/resources/templates/resumes/professional/template.docx
+++ b/server/src/main/resources/templates/resumes/professional/template.docx
@@ -3,14 +3,6 @@
 <w:document xmlns:wpc="http://schemas.microsoft.com/office/word/2010/wordprocessingCanvas" xmlns:mc="http://schemas.openxmlformats.org/markup-compatibility/2006" xmlns:o="urn:schemas-microsoft-com:office:office" xmlns:r="http://schemas.openxmlformats.org/officeDocument/2006/relationships" xmlns:m="http://schemas.openxmlformats.org/officeDocument/2006/math" xmlns:v="urn:schemas-microsoft-com:vml" xmlns:wp14="http://schemas.microsoft.com/office/word/2010/wordprocessingDrawing" xmlns:wp="http://schemas.openxmlformats.org/drawingml/2006/wordprocessingDrawing" xmlns:w="http://schemas.openxmlformats.org/wordprocessingml/2006/main" xmlns:w14="http://schemas.microsoft.com/office/word/2010/wordml" xmlns:w10="urn:schemas-microsoft-com:office:word" xmlns:w15="http://schemas.microsoft.com/office/word/2012/wordml" xmlns:wpg="http://schemas.microsoft.com/office/word/2010/wordprocessingGroup" xmlns:wpi="http://schemas.microsoft.com/office/word/2010/wordprocessingInk" xmlns:wne="http://schemas.microsoft.com/office/word/2006/wordml" xmlns:wps="http://schemas.microsoft.com/office/word/2010/wordprocessingShape" xmlns:wpsCustomData="http://www.wps.cn/officeDocument/2013/wpsCustomData" mc:Ignorable="w14 w15 wp14">
   <w:background w:color="FFFFFF" w:themeColor="background1"/>
   <w:body>
-    <w:p>
-      <w:pPr>
-        <w:jc w:val="right"/>
-      </w:pPr>
-      <w:r>
-        <w:t>{{@photo}}</w:t>
-      </w:r>
-    </w:p>
     <w:p>
       <w:pPr>
         <w:rPr>
@@ -22,7 +14,318 @@
           <w:sz w:val="21"/>
         </w:rPr>
         <w:pict>
-          <v:shape id="_x0000_s1040" o:spid="_x0000_s1040" o:spt="202" type="#_x0000_t202" style="position:absolute;left:0pt;margin-left:-50.95pt;margin-top:124pt;height:48.6pt;width:510.2pt;z-index:251661312;mso-width-relative:page;mso-height-relative:page;" filled="f" stroked="f" coordsize="21600,21600" o:gfxdata="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">
+          <v:shape id="_x0000_s1049" o:spid="_x0000_s1049" o:spt="202" type="#_x0000_t202" style="position:absolute;left:0pt;margin-left:-44.15pt;margin-top:598.95pt;height:139.7pt;width:514.4pt;z-index:251665408;mso-width-relative:page;mso-height-relative:page;" filled="f" stroked="f" coordsize="21600,21600" o:gfxdata="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">
+            <v:path/>
+            <v:fill on="f" focussize="0,0"/>
+            <v:stroke on="f" weight="0.5pt"/>
+            <v:imagedata o:title=""/>
+            <o:lock v:ext="edit" aspectratio="f"/>
+            <v:textbox>
+              <w:txbxContent>
+                <w:p>
+                  <w:pPr>
+                    <w:keepNext w:val="0"/>
+                    <w:keepLines w:val="0"/>
+                    <w:pageBreakBefore w:val="0"/>
+                    <w:widowControl w:val="0"/>
+                    <w:numPr>
+                      <w:ilvl w:val="0"/>
+                      <w:numId w:val="0"/>
+                    </w:numPr>
+                    <w:kinsoku/>
+                    <w:wordWrap/>
+                    <w:overflowPunct/>
+                    <w:topLinePunct w:val="0"/>
+                    <w:autoSpaceDE/>
+                    <w:autoSpaceDN/>
+                    <w:bidi w:val="0"/>
+                    <w:adjustRightInd/>
+                    <w:snapToGrid w:val="0"/>
+                    <w:spacing w:beforeAutospacing="0" w:afterAutospacing="0" w:line="288" w:lineRule="auto"/>
+                    <w:textAlignment w:val="auto"/>
+                    <w:rPr>
+                      <w:rFonts w:hint="eastAsia" w:ascii="微软雅黑" w:hAnsi="微软雅黑" w:eastAsia="微软雅黑" w:cs="微软雅黑"/>
+                      <w:lang w:val="en-US" w:eastAsia="zh-CN"/>
+                    </w:rPr>
+                  </w:pPr>
+                  <w:r>
+                    <w:t>{{summary}}</w:t>
+                  </w:r>
+                </w:p>
+              </w:txbxContent>
+            </v:textbox>
+          </v:shape>
+        </w:pict>
+      </w:r>
+      <w:bookmarkStart w:id="0" w:name="_GoBack"/>
+      <w:bookmarkEnd w:id="0"/>
+      <w:r>
+        <w:rPr>
+          <w:sz w:val="21"/>
+        </w:rPr>
+        <w:pict>
+          <v:shape id="_x0000_s1046" o:spid="_x0000_s1046" o:spt="202" type="#_x0000_t202" style="position:absolute;left:0pt;margin-left:-43.95pt;margin-top:482.3pt;height:97.25pt;width:511.35pt;z-index:251660288;mso-width-relative:page;mso-height-relative:page;" filled="f" stroked="f" coordsize="21600,21600" o:gfxdata="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">
+            <v:path/>
+            <v:fill on="f" focussize="0,0"/>
+            <v:stroke on="f" weight="0.5pt"/>
+            <v:imagedata o:title=""/>
+            <o:lock v:ext="edit" aspectratio="f"/>
+            <v:textbox>
+              <w:txbxContent>
+                <w:p>
+                  <w:pPr>
+                    <w:keepNext w:val="0"/>
+                    <w:keepLines w:val="0"/>
+                    <w:pageBreakBefore w:val="0"/>
+                    <w:widowControl w:val="0"/>
+                    <w:numPr>
+                      <w:ilvl w:val="0"/>
+                      <w:numId w:val="0"/>
+                    </w:numPr>
+                    <w:kinsoku/>
+                    <w:wordWrap/>
+                    <w:overflowPunct/>
+                    <w:topLinePunct w:val="0"/>
+                    <w:autoSpaceDE/>
+                    <w:autoSpaceDN/>
+                    <w:bidi w:val="0"/>
+                    <w:adjustRightInd/>
+                    <w:snapToGrid w:val="0"/>
+                    <w:spacing w:line="288" w:lineRule="auto"/>
+                    <w:ind w:leftChars="0"/>
+                    <w:textAlignment w:val="auto"/>
+                    <w:rPr>
+                      <w:rFonts w:hint="eastAsia" w:ascii="微软雅黑" w:hAnsi="微软雅黑" w:eastAsia="微软雅黑" w:cs="微软雅黑"/>
+                      <w:b w:val="0"/>
+                      <w:i w:val="0"/>
+                      <w:caps w:val="0"/>
+                      <w:color w:val="404040" w:themeColor="text1" w:themeTint="BF"/>
+                      <w:spacing w:val="0"/>
+                      <w:sz w:val="21"/>
+                      <w:szCs w:val="21"/>
+                      <w:shd w:val="clear" w:fill="FFFFFF"/>
+                      <w:lang w:val="en-US" w:eastAsia="zh-CN"/>
+                      <w14:textFill>
+                        <w14:solidFill>
+                          <w14:schemeClr w14:val="tx1">
+                            <w14:lumMod w14:val="75000"/>
+                            <w14:lumOff w14:val="25000"/>
+                          </w14:schemeClr>
+                        </w14:solidFill>
+                      </w14:textFill>
+                    </w:rPr>
+                  </w:pPr>
+                  <w:r>
+                    <w:t>{{skill}}</w:t>
+                  </w:r>
+                </w:p>
+                <w:p>
+                  <w:pPr>
+                    <w:keepNext w:val="0"/>
+                    <w:keepLines w:val="0"/>
+                    <w:pageBreakBefore w:val="0"/>
+                    <w:widowControl w:val="0"/>
+                    <w:kinsoku/>
+                    <w:wordWrap/>
+                    <w:overflowPunct/>
+                    <w:topLinePunct w:val="0"/>
+                    <w:autoSpaceDE/>
+                    <w:autoSpaceDN/>
+                    <w:bidi w:val="0"/>
+                    <w:adjustRightInd/>
+                    <w:snapToGrid w:val="0"/>
+                    <w:spacing w:beforeAutospacing="0" w:afterAutospacing="0" w:line="288" w:lineRule="auto"/>
+                    <w:textAlignment w:val="auto"/>
+                    <w:rPr>
+                      <w:rFonts w:hint="eastAsia" w:ascii="微软雅黑" w:hAnsi="微软雅黑" w:eastAsia="微软雅黑" w:cs="微软雅黑"/>
+                      <w:lang w:val="en-US" w:eastAsia="zh-CN"/>
+                    </w:rPr>
+                  </w:pPr>
+                  <w:r>
+                    <w:t xml:space="preserve"> </w:t>
+                  </w:r>
+                </w:p>
+              </w:txbxContent>
+            </v:textbox>
+          </v:shape>
+        </w:pict>
+      </w:r>
+      <w:r>
+        <w:rPr>
+          <w:sz w:val="21"/>
+        </w:rPr>
+        <w:pict>
+          <v:shape id="凌晨" o:spid="_x0000_s1048" o:spt="202" type="#_x0000_t202" style="position:absolute;left:0pt;margin-left:-51pt;margin-top:222.2pt;height:108.15pt;width:513.15pt;z-index:251659264;mso-width-relative:page;mso-height-relative:page;" filled="f" stroked="f" coordsize="21600,21600" o:gfxdata="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">
+            <v:path/>
+            <v:fill on="f" focussize="0,0"/>
+            <v:stroke on="f" weight="0.5pt"/>
+            <v:imagedata o:title=""/>
+            <o:lock v:ext="edit" aspectratio="f"/>
+            <v:textbox>
+              <w:txbxContent>
+                <w:p>
+                  <w:pPr>
+                    <w:keepNext w:val="0"/>
+                    <w:keepLines w:val="0"/>
+                    <w:pageBreakBefore w:val="0"/>
+                    <w:widowControl w:val="0"/>
+                    <w:kinsoku/>
+                    <w:wordWrap/>
+                    <w:overflowPunct/>
+                    <w:topLinePunct w:val="0"/>
+                    <w:autoSpaceDE/>
+                    <w:autoSpaceDN/>
+                    <w:bidi w:val="0"/>
+                    <w:adjustRightInd w:val="0"/>
+                    <w:snapToGrid w:val="0"/>
+                    <w:spacing w:after="62" w:afterLines="20" w:line="288" w:lineRule="auto"/>
+                    <w:jc w:val="left"/>
+                    <w:textAlignment w:val="auto"/>
+                    <w:outlineLvl w:val="9"/>
+                    <w:rPr>
+                      <w:rFonts w:hint="eastAsia" w:ascii="微软雅黑" w:hAnsi="微软雅黑" w:eastAsia="微软雅黑" w:cs="微软雅黑"/>
+                      <w:color w:val="404040" w:themeColor="text1" w:themeTint="BF"/>
+                      <w:sz w:val="21"/>
+                      <w:szCs w:val="21"/>
+                      <w:lang w:val="en-US" w:eastAsia="zh-CN"/>
+                      <w14:textFill>
+                        <w14:solidFill>
+                          <w14:schemeClr w14:val="tx1">
+                            <w14:lumMod w14:val="75000"/>
+                            <w14:lumOff w14:val="25000"/>
+                          </w14:schemeClr>
+                        </w14:solidFill>
+                      </w14:textFill>
+                    </w:rPr>
+                  </w:pPr>
+                  <w:r>
+                    <w:t xml:space="preserve">{{workExperience}} </w:t>
+                  </w:r>
+                </w:p>
+                <w:p>
+                  <w:pPr>
+                    <w:keepNext w:val="0"/>
+                    <w:keepLines w:val="0"/>
+                    <w:pageBreakBefore w:val="0"/>
+                    <w:widowControl w:val="0"/>
+                    <w:kinsoku/>
+                    <w:wordWrap/>
+                    <w:overflowPunct/>
+                    <w:topLinePunct w:val="0"/>
+                    <w:autoSpaceDE/>
+                    <w:autoSpaceDN/>
+                    <w:bidi w:val="0"/>
+                    <w:snapToGrid w:val="0"/>
+                    <w:spacing w:line="288" w:lineRule="auto"/>
+                    <w:textAlignment w:val="auto"/>
+                    <w:rPr>
+                      <w:rFonts w:hint="eastAsia" w:ascii="微软雅黑" w:hAnsi="微软雅黑" w:eastAsia="微软雅黑" w:cs="微软雅黑"/>
+                      <w:lang w:val="en-US" w:eastAsia="zh-CN"/>
+                    </w:rPr>
+                  </w:pPr>
+                </w:p>
+              </w:txbxContent>
+            </v:textbox>
+          </v:shape>
+        </w:pict>
+      </w:r>
+      <w:r>
+        <w:rPr>
+          <w:sz w:val="21"/>
+        </w:rPr>
+        <w:pict>
+          <v:shape id="_x0000_s1026" o:spid="_x0000_s1026" o:spt="202" type="#_x0000_t202" style="position:absolute;left:0pt;margin-left:-48.45pt;margin-top:-44.1pt;height:52.8pt;width:385.65pt;z-index:251662336;mso-width-relative:page;mso-height-relative:page;" filled="f" stroked="f" coordsize="21600,21600" o:gfxdata="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">
+            <v:path/>
+            <v:fill on="f" focussize="0,0"/>
+            <v:stroke on="f" weight="0.5pt"/>
+            <v:imagedata o:title=""/>
+            <o:lock v:ext="edit" aspectratio="f"/>
+            <v:textbox>
+              <w:txbxContent>
+                <w:p>
+                  <w:pPr>
+                    <w:keepNext w:val="0"/>
+                    <w:keepLines w:val="0"/>
+                    <w:pageBreakBefore w:val="0"/>
+                    <w:widowControl w:val="0"/>
+                    <w:tabs>
+                      <w:tab w:val="left" w:pos="2380"/>
+                    </w:tabs>
+                    <w:kinsoku/>
+                    <w:wordWrap/>
+                    <w:overflowPunct/>
+                    <w:topLinePunct w:val="0"/>
+                    <w:autoSpaceDE/>
+                    <w:autoSpaceDN/>
+                    <w:bidi w:val="0"/>
+                    <w:adjustRightInd w:val="0"/>
+                    <w:snapToGrid w:val="0"/>
+                    <w:spacing w:line="240" w:lineRule="auto"/>
+                    <w:jc w:val="left"/>
+                    <w:textAlignment w:val="auto"/>
+                    <w:rPr>
+                      <w:rFonts w:hint="default" w:ascii="微软雅黑" w:hAnsi="微软雅黑" w:eastAsia="微软雅黑" w:cs="微软雅黑"/>
+                      <w:b/>
+                      <w:bCs/>
+                      <w:color w:val="404040" w:themeColor="text1" w:themeTint="BF"/>
+                      <w:lang w:val="en-US" w:eastAsia="zh-CN"/>
+                      <w14:textFill>
+                        <w14:solidFill>
+                          <w14:schemeClr w14:val="tx1">
+                            <w14:lumMod w14:val="75000"/>
+                            <w14:lumOff w14:val="25000"/>
+                          </w14:schemeClr>
+                        </w14:solidFill>
+                      </w14:textFill>
+                    </w:rPr>
+                  </w:pPr>
+                  <w:r>
+                    <w:rPr>
+                      <w:sz w:val="52"/>
+                      <w:szCs w:val="52"/>
+                    </w:rPr>
+                    <w:t>{{name}}</w:t>
+                  </w:r>
+                  <w:r>
+                    <w:t xml:space="preserve">    </w:t>
+                  </w:r>
+                  <w:r>
+                    <w:rPr>
+                      <w:rFonts w:hint="eastAsia"/>
+                      <w:lang w:val="en-US" w:eastAsia="zh-CN"/>
+                    </w:rPr>
+                    <w:t xml:space="preserve">    </w:t>
+                  </w:r>
+                  <w:r>
+                    <w:rPr>
+                      <w:rFonts w:hint="eastAsia"/>
+                      <w:b/>
+                      <w:bCs/>
+                      <w:lang w:val="en-US" w:eastAsia="zh-CN"/>
+                    </w:rPr>
+                    <w:t xml:space="preserve">    </w:t>
+                  </w:r>
+                  <w:r>
+                    <w:rPr>
+                      <w:b/>
+                      <w:bCs/>
+                      <w:sz w:val="28"/>
+                      <w:szCs w:val="28"/>
+                    </w:rPr>
+                    <w:t>求职意向：{{jobIntention}}</w:t>
+                  </w:r>
+                </w:p>
+              </w:txbxContent>
+            </v:textbox>
+          </v:shape>
+        </w:pict>
+      </w:r>
+      <w:r>
+        <w:rPr>
+          <w:sz w:val="21"/>
+        </w:rPr>
+        <w:pict>
+          <v:shape id="_x0000_s1040" o:spid="_x0000_s1040" o:spt="202" type="#_x0000_t202" style="position:absolute;left:0pt;margin-left:-50.95pt;margin-top:114.6pt;height:85.8pt;width:510.2pt;z-index:251661312;mso-width-relative:page;mso-height-relative:page;" filled="f" stroked="f" coordsize="21600,21600" o:gfxdata="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">
             <v:path/>
             <v:fill on="f" focussize="0,0"/>
             <v:stroke on="f" weight="0.5pt"/>
@@ -112,6 +415,270 @@
               </w:txbxContent>
             </v:textbox>
           </v:shape>
+        </w:pict>
+      </w:r>
+      <w:r>
+        <w:rPr>
+          <w:sz w:val="21"/>
+        </w:rPr>
+        <mc:AlternateContent>
+          <mc:Choice Requires="wps">
+            <w:drawing>
+              <wp:anchor distT="0" distB="0" distL="114300" distR="114300" simplePos="0" relativeHeight="251675648" behindDoc="0" locked="0" layoutInCell="1" allowOverlap="1">
+                <wp:simplePos x="0" y="0"/>
+                <wp:positionH relativeFrom="column">
+                  <wp:posOffset>4431665</wp:posOffset>
+                </wp:positionH>
+                <wp:positionV relativeFrom="paragraph">
+                  <wp:posOffset>-501015</wp:posOffset>
+                </wp:positionV>
+                <wp:extent cx="1416050" cy="1547495"/>
+                <wp:effectExtent l="4445" t="4445" r="14605" b="10160"/>
+                <wp:wrapNone/>
+                <wp:docPr id="1" name="文本框 1"/>
+                <wp:cNvGraphicFramePr/>
+                <a:graphic xmlns:a="http://schemas.openxmlformats.org/drawingml/2006/main">
+                  <a:graphicData uri="http://schemas.microsoft.com/office/word/2010/wordprocessingShape">
+                    <wps:wsp>
+                      <wps:cNvSpPr txBox="1"/>
+                      <wps:spPr>
+                        <a:xfrm>
+                          <a:off x="6485890" y="920750"/>
+                          <a:ext cx="1416050" cy="1547495"/>
+                        </a:xfrm>
+                        <a:prstGeom prst="rect">
+                          <a:avLst/>
+                        </a:prstGeom>
+                        <a:solidFill>
+                          <a:schemeClr val="lt1"/>
+                        </a:solidFill>
+                        <a:ln w="6350">
+                          <a:solidFill>
+                            <a:prstClr val="black"/>
+                          </a:solidFill>
+                        </a:ln>
+                      </wps:spPr>
+                      <wps:style>
+                        <a:lnRef idx="0">
+                          <a:schemeClr val="accent1"/>
+                        </a:lnRef>
+                        <a:fillRef idx="0">
+                          <a:schemeClr val="accent1"/>
+                        </a:fillRef>
+                        <a:effectRef idx="0">
+                          <a:schemeClr val="accent1"/>
+                        </a:effectRef>
+                        <a:fontRef idx="minor">
+                          <a:schemeClr val="dk1"/>
+                        </a:fontRef>
+                      </wps:style>
+                      <wps:txbx>
+                        <w:txbxContent>
+                          <w:p>
+                            <w:r>
+                              <w:rPr>
+                                <w:rFonts w:hint="eastAsia"/>
+                              </w:rPr>
+                              <w:t>{{@photo}}</w:t>
+                            </w:r>
+                          </w:p>
+                        </w:txbxContent>
+                      </wps:txbx>
+                      <wps:bodyPr rot="0" spcFirstLastPara="0" vertOverflow="overflow" horzOverflow="overflow" vert="horz" wrap="square" lIns="91440" tIns="45720" rIns="91440" bIns="45720" numCol="1" spcCol="0" rtlCol="0" fromWordArt="0" anchor="t" anchorCtr="0" forceAA="0" compatLnSpc="1">
+                        <a:noAutofit/>
+                      </wps:bodyPr>
+                    </wps:wsp>
+                  </a:graphicData>
+                </a:graphic>
+              </wp:anchor>
+            </w:drawing>
+          </mc:Choice>
+          <mc:Fallback>
+            <w:pict>
+              <v:shape id="_x0000_s1026" o:spid="_x0000_s1026" o:spt="202" type="#_x0000_t202" style="position:absolute;left:0pt;margin-left:348.95pt;margin-top:-39.45pt;height:121.85pt;width:111.5pt;z-index:251675648;mso-width-relative:page;mso-height-relative:page;" fillcolor="#FFFFFF [3201]" filled="t" stroked="t" coordsize="21600,21600" o:gfxdata="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">
+                <v:fill on="t" focussize="0,0"/>
+                <v:stroke weight="0.5pt" color="#000000 [3204]" joinstyle="round"/>
+                <v:imagedata o:title=""/>
+                <o:lock v:ext="edit" aspectratio="f"/>
+                <v:textbox>
+                  <w:txbxContent>
+                    <w:p>
+                      <w:r>
+                        <w:rPr>
+                          <w:rFonts w:hint="eastAsia"/>
+                        </w:rPr>
+                        <w:t>{{@photo}}</w:t>
+                      </w:r>
+                    </w:p>
+                  </w:txbxContent>
+                </v:textbox>
+              </v:shape>
+            </w:pict>
+          </mc:Fallback>
+        </mc:AlternateContent>
+      </w:r>
+      <w:r>
+        <w:rPr>
+          <w:sz w:val="21"/>
+        </w:rPr>
+        <w:pict>
+          <v:group id="_x0000_s1050" o:spid="_x0000_s1050" o:spt="203" style="position:absolute;left:0pt;margin-left:-41.2pt;margin-top:575.25pt;height:26.8pt;width:505.7pt;z-index:251668480;mso-width-relative:page;mso-height-relative:page;" coordorigin="2472,3871" coordsize="10114,536" o:gfxdata="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">
+            <o:lock v:ext="edit" aspectratio="f"/>
+            <v:rect id="矩形 62" o:spid="_x0000_s1051" o:spt="1" style="position:absolute;left:2472;top:3967;height:397;width:1802;v-text-anchor:middle;" fillcolor="#127789" filled="t" stroked="f" coordsize="21600,21600" o:gfxdata="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">
+              <v:path/>
+              <v:fill on="t" focussize="0,0"/>
+              <v:stroke on="f" weight="1pt" miterlimit="8" joinstyle="miter"/>
+              <v:imagedata o:title=""/>
+              <o:lock v:ext="edit" aspectratio="f"/>
+            </v:rect>
+            <v:rect id="矩形 64" o:spid="_x0000_s1052" o:spt="1" style="position:absolute;left:2851;top:3871;height:536;width:1472;" filled="f" stroked="f" coordsize="21600,21600" o:gfxdata="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">
+              <v:path/>
+              <v:fill on="f" focussize="0,0"/>
+              <v:stroke on="f"/>
+              <v:imagedata o:title=""/>
+              <o:lock v:ext="edit" aspectratio="f"/>
+              <v:textbox>
+                <w:txbxContent>
+                  <w:p>
+                    <w:pPr>
+                      <w:tabs>
+                        <w:tab w:val="left" w:pos="840"/>
+                      </w:tabs>
+                      <w:spacing w:line="380" w:lineRule="exact"/>
+                      <w:jc w:val="left"/>
+                      <w:rPr>
+                        <w:rFonts w:hint="eastAsia" w:ascii="微软雅黑" w:hAnsi="微软雅黑" w:eastAsia="微软雅黑" w:cs="微软雅黑"/>
+                        <w:b/>
+                        <w:bCs w:val="0"/>
+                        <w:color w:val="FFFFFF" w:themeColor="background1"/>
+                        <w:sz w:val="26"/>
+                        <w:szCs w:val="26"/>
+                        <w:lang w:val="en-US" w:eastAsia="zh-CN"/>
+                        <w14:textFill>
+                          <w14:solidFill>
+                            <w14:schemeClr w14:val="bg1"/>
+                          </w14:solidFill>
+                        </w14:textFill>
+                      </w:rPr>
+                    </w:pPr>
+                    <w:r>
+                      <w:rPr>
+                        <w:rFonts w:hint="eastAsia" w:ascii="微软雅黑" w:hAnsi="微软雅黑" w:eastAsia="微软雅黑" w:cs="微软雅黑"/>
+                        <w:b/>
+                        <w:bCs w:val="0"/>
+                        <w:color w:val="FFFFFF" w:themeColor="background1"/>
+                        <w:sz w:val="26"/>
+                        <w:szCs w:val="26"/>
+                        <w:lang w:val="en-US" w:eastAsia="zh-CN"/>
+                        <w14:textFill>
+                          <w14:solidFill>
+                            <w14:schemeClr w14:val="bg1"/>
+                          </w14:solidFill>
+                        </w14:textFill>
+                      </w:rPr>
+                      <w:t>自我评价</w:t>
+                    </w:r>
+                  </w:p>
+                </w:txbxContent>
+              </v:textbox>
+            </v:rect>
+            <v:shape id="图片 63" o:spid="_x0000_s1053" o:spt="75" alt="D:\Word设计\资料\图标\反白\评价.png评价" type="#_x0000_t75" style="position:absolute;left:2650;top:4078;height:164;width:165;" filled="f" o:preferrelative="t" stroked="f" coordsize="21600,21600" o:gfxdata="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">
+              <v:path/>
+              <v:fill on="f" focussize="0,0"/>
+              <v:stroke on="f"/>
+              <v:imagedata r:id="rId4" o:title=""/>
+              <o:lock v:ext="edit" aspectratio="t"/>
+            </v:shape>
+            <v:rect id="矩形 62" o:spid="_x0000_s1054" o:spt="1" style="position:absolute;left:4297;top:3963;height:397;width:8289;v-text-anchor:middle;" fillcolor="#F2F2F2" filled="t" stroked="f" coordsize="21600,21600" o:gfxdata="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">
+              <v:path/>
+              <v:fill on="t" focussize="0,0"/>
+              <v:stroke on="f" weight="1pt" miterlimit="8" joinstyle="miter"/>
+              <v:imagedata o:title=""/>
+              <o:lock v:ext="edit" aspectratio="f"/>
+            </v:rect>
+          </v:group>
+        </w:pict>
+      </w:r>
+      <w:r>
+        <w:rPr>
+          <w:sz w:val="21"/>
+        </w:rPr>
+        <w:pict>
+          <v:group id="_x0000_s1055" o:spid="_x0000_s1055" o:spt="203" style="position:absolute;left:0pt;margin-left:-43.35pt;margin-top:459.7pt;height:26.8pt;width:505.7pt;z-index:251663360;mso-width-relative:page;mso-height-relative:page;" coordorigin="2472,3871" coordsize="10114,536" o:gfxdata="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">
+            <o:lock v:ext="edit" aspectratio="f"/>
+            <v:rect id="矩形 62" o:spid="_x0000_s1056" o:spt="1" style="position:absolute;left:2472;top:3967;height:397;width:1802;v-text-anchor:middle;" fillcolor="#127789" filled="t" stroked="f" coordsize="21600,21600" o:gfxdata="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">
+              <v:path/>
+              <v:fill on="t" focussize="0,0"/>
+              <v:stroke on="f" weight="1pt" miterlimit="8" joinstyle="miter"/>
+              <v:imagedata o:title=""/>
+              <o:lock v:ext="edit" aspectratio="f"/>
+            </v:rect>
+            <v:rect id="矩形 64" o:spid="_x0000_s1057" o:spt="1" style="position:absolute;left:2851;top:3871;height:536;width:1472;" filled="f" stroked="f" coordsize="21600,21600" o:gfxdata="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">
+              <v:path/>
+              <v:fill on="f" focussize="0,0"/>
+              <v:stroke on="f"/>
+              <v:imagedata o:title=""/>
+              <o:lock v:ext="edit" aspectratio="f"/>
+              <v:textbox>
+                <w:txbxContent>
+                  <w:p>
+                    <w:pPr>
+                      <w:tabs>
+                        <w:tab w:val="left" w:pos="840"/>
+                      </w:tabs>
+                      <w:spacing w:line="380" w:lineRule="exact"/>
+                      <w:jc w:val="left"/>
+                      <w:rPr>
+                        <w:rFonts w:hint="eastAsia" w:ascii="微软雅黑" w:hAnsi="微软雅黑" w:eastAsia="微软雅黑" w:cs="微软雅黑"/>
+                        <w:b/>
+                        <w:bCs w:val="0"/>
+                        <w:color w:val="FFFFFF" w:themeColor="background1"/>
+                        <w:sz w:val="26"/>
+                        <w:szCs w:val="26"/>
+                        <w:lang w:val="en-US" w:eastAsia="zh-CN"/>
+                        <w14:textFill>
+                          <w14:solidFill>
+                            <w14:schemeClr w14:val="bg1"/>
+                          </w14:solidFill>
+                        </w14:textFill>
+                      </w:rPr>
+                    </w:pPr>
+                    <w:r>
+                      <w:rPr>
+                        <w:rFonts w:hint="eastAsia" w:ascii="微软雅黑" w:hAnsi="微软雅黑" w:eastAsia="微软雅黑" w:cs="微软雅黑"/>
+                        <w:b/>
+                        <w:bCs w:val="0"/>
+                        <w:color w:val="FFFFFF" w:themeColor="background1"/>
+                        <w:sz w:val="26"/>
+                        <w:szCs w:val="26"/>
+                        <w:lang w:val="en-US" w:eastAsia="zh-CN"/>
+                        <w14:textFill>
+                          <w14:solidFill>
+                            <w14:schemeClr w14:val="bg1"/>
+                          </w14:solidFill>
+                        </w14:textFill>
+                      </w:rPr>
+                      <w:t>证书技能</w:t>
+                    </w:r>
+                  </w:p>
+                </w:txbxContent>
+              </v:textbox>
+            </v:rect>
+            <v:shape id="图片 63" o:spid="_x0000_s1058" o:spt="75" alt="D:\Word设计\资料\图标\反白\测量(2).png测量(2)" type="#_x0000_t75" style="position:absolute;left:2650;top:4083;height:183;width:195;" filled="f" o:preferrelative="t" stroked="f" coordsize="21600,21600" o:gfxdata="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">
+              <v:path/>
+              <v:fill on="f" focussize="0,0"/>
+              <v:stroke on="f"/>
+              <v:imagedata r:id="rId5" o:title=""/>
+              <o:lock v:ext="edit" aspectratio="t"/>
+            </v:shape>
+            <v:rect id="矩形 62" o:spid="_x0000_s1059" o:spt="1" style="position:absolute;left:4297;top:3963;height:397;width:8289;v-text-anchor:middle;" fillcolor="#F2F2F2" filled="t" stroked="f" coordsize="21600,21600" o:gfxdata="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">
+              <v:path/>
+              <v:fill on="t" focussize="0,0"/>
+              <v:stroke on="f" weight="1pt" miterlimit="8" joinstyle="miter"/>
+              <v:imagedata o:title=""/>
+              <o:lock v:ext="edit" aspectratio="f"/>
+            </v:rect>
+          </v:group>
         </w:pict>
       </w:r>
       <w:r>
@@ -183,7 +750,7 @@
               <v:path/>
               <v:fill on="f" focussize="0,0"/>
               <v:stroke on="f"/>
-              <v:imagedata r:id="rId4" o:title=""/>
+              <v:imagedata r:id="rId6" o:title=""/>
               <o:lock v:ext="edit" aspectratio="t"/>
             </v:shape>
             <v:rect id="矩形 62" o:spid="_x0000_s1045" o:spt="1" style="position:absolute;left:4297;top:3963;height:397;width:8289;v-text-anchor:middle;" fillcolor="#F2F2F2" filled="t" stroked="f" coordsize="21600,21600" o:gfxdata="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">
@@ -227,7 +794,7 @@
                     </pic:cNvPicPr>
                   </pic:nvPicPr>
                   <pic:blipFill>
-                    <a:blip r:embed="rId5"/>
+                    <a:blip r:embed="rId7"/>
                     <a:stretch>
                       <a:fillRect/>
                     </a:stretch>
@@ -246,95 +813,6 @@
             </a:graphic>
           </wp:anchor>
         </w:drawing>
-      </w:r>
-      <w:r>
-        <w:rPr>
-          <w:sz w:val="21"/>
-        </w:rPr>
-        <w:pict>
-          <v:shape id="_x0000_s1026" o:spid="_x0000_s1026" o:spt="202" type="#_x0000_t202" style="position:absolute;left:0pt;margin-left:-44pt;margin-top:-33.05pt;height:52.8pt;width:346.2pt;z-index:251662336;mso-width-relative:page;mso-height-relative:page;" filled="f" stroked="f" coordsize="21600,21600" o:gfxdata="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">
-            <v:path/>
-            <v:fill on="f" focussize="0,0"/>
-            <v:stroke on="f" weight="0.5pt"/>
-            <v:imagedata o:title=""/>
-            <o:lock v:ext="edit" aspectratio="f"/>
-            <v:textbox>
-              <w:txbxContent>
-                <w:p>
-                  <w:pPr>
-                    <w:keepNext w:val="0"/>
-                    <w:keepLines w:val="0"/>
-                    <w:pageBreakBefore w:val="0"/>
-                    <w:widowControl w:val="0"/>
-                    <w:tabs>
-                      <w:tab w:val="left" w:pos="2380"/>
-                    </w:tabs>
-                    <w:kinsoku/>
-                    <w:wordWrap/>
-                    <w:overflowPunct/>
-                    <w:topLinePunct w:val="0"/>
-                    <w:autoSpaceDE/>
-                    <w:autoSpaceDN/>
-                    <w:bidi w:val="0"/>
-                    <w:adjustRightInd w:val="0"/>
-                    <w:snapToGrid w:val="0"/>
-                    <w:spacing w:line="240" w:lineRule="auto"/>
-                    <w:jc w:val="left"/>
-                    <w:textAlignment w:val="auto"/>
-                    <w:rPr>
-                      <w:rFonts w:hint="default" w:ascii="微软雅黑" w:hAnsi="微软雅黑" w:eastAsia="微软雅黑" w:cs="微软雅黑"/>
-                      <w:b/>
-                      <w:bCs/>
-                      <w:color w:val="404040" w:themeColor="text1" w:themeTint="BF"/>
-                      <w:lang w:val="en-US" w:eastAsia="zh-CN"/>
-                      <w14:textFill>
-                        <w14:solidFill>
-                          <w14:schemeClr w14:val="tx1">
-                            <w14:lumMod w14:val="75000"/>
-                            <w14:lumOff w14:val="25000"/>
-                          </w14:schemeClr>
-                        </w14:solidFill>
-                      </w14:textFill>
-                    </w:rPr>
-                  </w:pPr>
-                  <w:r>
-                    <w:rPr>
-                      <w:sz w:val="52"/>
-                      <w:szCs w:val="52"/>
-                    </w:rPr>
-                    <w:t>{{name}}</w:t>
-                  </w:r>
-                  <w:r>
-                    <w:t xml:space="preserve">    </w:t>
-                  </w:r>
-                  <w:r>
-                    <w:rPr>
-                      <w:rFonts w:hint="eastAsia"/>
-                      <w:lang w:val="en-US" w:eastAsia="zh-CN"/>
-                    </w:rPr>
-                    <w:t xml:space="preserve">    </w:t>
-                  </w:r>
-                  <w:r>
-                    <w:rPr>
-                      <w:rFonts w:hint="eastAsia"/>
-                      <w:b/>
-                      <w:bCs/>
-                      <w:lang w:val="en-US" w:eastAsia="zh-CN"/>
-                    </w:rPr>
-                    <w:t xml:space="preserve">    </w:t>
-                  </w:r>
-                  <w:r>
-                    <w:rPr>
-                      <w:b/>
-                      <w:bCs/>
-                    </w:rPr>
-                    <w:t>求职意向：</w:t>
-                  </w:r>
-                </w:p>
-              </w:txbxContent>
-            </v:textbox>
-          </v:shape>
-        </w:pict>
       </w:r>
       <w:r>
         <w:rPr>
@@ -459,7 +937,7 @@
           <w:sz w:val="21"/>
         </w:rPr>
         <w:pict>
-          <v:shape id="_x0000_s1029" o:spid="_x0000_s1029" o:spt="202" type="#_x0000_t202" style="position:absolute;left:0pt;margin-left:-42.65pt;margin-top:15.8pt;height:61pt;width:104.1pt;z-index:251671552;mso-width-relative:page;mso-height-relative:page;" filled="f" stroked="f" coordsize="21600,21600" o:gfxdata="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">
+          <v:shape id="_x0000_s1029" o:spid="_x0000_s1029" o:spt="202" type="#_x0000_t202" style="position:absolute;left:0pt;margin-left:-42.65pt;margin-top:15.8pt;height:61pt;width:355.25pt;z-index:251671552;mso-width-relative:page;mso-height-relative:page;" filled="f" stroked="f" coordsize="21600,21600" o:gfxdata="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">
             <v:path/>
             <v:fill on="f" focussize="0,0"/>
             <v:stroke on="f" weight="0.5pt"/>
@@ -486,15 +964,15 @@
                     <w:jc w:val="left"/>
                     <w:textAlignment w:val="auto"/>
                     <w:rPr>
-                      <w:rFonts w:hint="default" w:ascii="微软雅黑" w:hAnsi="微软雅黑" w:eastAsia="微软雅黑" w:cs="微软雅黑"/>
+                      <w:rFonts w:hint="eastAsia" w:ascii="微软雅黑" w:hAnsi="微软雅黑" w:eastAsia="微软雅黑" w:cs="微软雅黑"/>
                       <w:b w:val="0"/>
                       <w:bCs w:val="0"/>
                       <w:i w:val="0"/>
                       <w:caps w:val="0"/>
                       <w:color w:val="404040" w:themeColor="text1" w:themeTint="BF"/>
                       <w:spacing w:val="0"/>
-                      <w:sz w:val="21"/>
-                      <w:szCs w:val="21"/>
+                      <w:sz w:val="24"/>
+                      <w:szCs w:val="24"/>
                       <w:shd w:val="clear" w:fill="FFFFFF"/>
                       <w:lang w:val="en-US" w:eastAsia="zh-CN"/>
                       <w14:textFill>
@@ -508,6 +986,11 @@
                     </w:rPr>
                   </w:pPr>
                   <w:r>
+                    <w:rPr>
+                      <w:rFonts w:hint="eastAsia" w:ascii="微软雅黑" w:hAnsi="微软雅黑" w:eastAsia="微软雅黑" w:cs="微软雅黑"/>
+                      <w:sz w:val="24"/>
+                      <w:szCs w:val="24"/>
+                    </w:rPr>
                     <w:t>手机：{{phone}}</w:t>
                   </w:r>
                 </w:p>
@@ -530,15 +1013,15 @@
                     <w:jc w:val="left"/>
                     <w:textAlignment w:val="auto"/>
                     <w:rPr>
-                      <w:rFonts w:hint="default" w:ascii="微软雅黑" w:hAnsi="微软雅黑" w:eastAsia="微软雅黑" w:cs="微软雅黑"/>
+                      <w:rFonts w:hint="eastAsia" w:ascii="微软雅黑" w:hAnsi="微软雅黑" w:eastAsia="微软雅黑" w:cs="微软雅黑"/>
                       <w:b w:val="0"/>
                       <w:bCs w:val="0"/>
                       <w:i w:val="0"/>
                       <w:caps w:val="0"/>
                       <w:color w:val="404040" w:themeColor="text1" w:themeTint="BF"/>
                       <w:spacing w:val="0"/>
-                      <w:sz w:val="21"/>
-                      <w:szCs w:val="21"/>
+                      <w:sz w:val="24"/>
+                      <w:szCs w:val="24"/>
                       <w:shd w:val="clear" w:fill="FFFFFF"/>
                       <w:lang w:val="en-US" w:eastAsia="zh-CN"/>
                       <w14:textFill>
@@ -552,6 +1035,11 @@
                     </w:rPr>
                   </w:pPr>
                   <w:r>
+                    <w:rPr>
+                      <w:rFonts w:hint="eastAsia" w:ascii="微软雅黑" w:hAnsi="微软雅黑" w:eastAsia="微软雅黑" w:cs="微软雅黑"/>
+                      <w:sz w:val="24"/>
+                      <w:szCs w:val="24"/>
+                    </w:rPr>
                     <w:t>邮箱：{{email}}</w:t>
                   </w:r>
                 </w:p>
@@ -660,7 +1148,7 @@
                           </w14:solidFill>
                         </w14:textFill>
                       </w:rPr>
-                      <w:t>在校经历</w:t>
+                      <w:t>项目经历</w:t>
                     </w:r>
                   </w:p>
                 </w:txbxContent>
@@ -670,7 +1158,7 @@
               <v:path/>
               <v:fill on="f" focussize="0,0"/>
               <v:stroke on="f"/>
-              <v:imagedata r:id="rId6" o:title=""/>
+              <v:imagedata r:id="rId5" o:title=""/>
               <o:lock v:ext="edit" aspectratio="t"/>
             </v:shape>
             <v:rect id="矩形 62" o:spid="_x0000_s1034" o:spt="1" style="position:absolute;left:4297;top:3963;height:397;width:8289;v-text-anchor:middle;" fillcolor="#F2F2F2" filled="t" stroked="f" coordsize="21600,21600" o:gfxdata="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">
@@ -752,7 +1240,7 @@
               <v:path/>
               <v:fill on="f" focussize="0,0"/>
               <v:stroke on="f"/>
-              <v:imagedata r:id="rId7" o:title=""/>
+              <v:imagedata r:id="rId8" o:title=""/>
               <o:lock v:ext="edit" aspectratio="t"/>
             </v:shape>
             <v:rect id="矩形 62" o:spid="_x0000_s1039" o:spt="1" style="position:absolute;left:4297;top:3963;height:397;width:8289;v-text-anchor:middle;" fillcolor="#F2F2F2" filled="t" stroked="f" coordsize="21600,21600" o:gfxdata="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">
@@ -770,100 +1258,7 @@
           <w:sz w:val="21"/>
         </w:rPr>
         <w:pict>
-          <v:shape id="_x0000_s1046" o:spid="_x0000_s1046" o:spt="202" type="#_x0000_t202" style="position:absolute;left:0pt;margin-left:-51.75pt;margin-top:509.5pt;height:74pt;width:511.35pt;z-index:251660288;mso-width-relative:page;mso-height-relative:page;" filled="f" stroked="f" coordsize="21600,21600" o:gfxdata="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">
-            <v:path/>
-            <v:fill on="f" focussize="0,0"/>
-            <v:stroke on="f" weight="0.5pt"/>
-            <v:imagedata o:title=""/>
-            <o:lock v:ext="edit" aspectratio="f"/>
-            <v:textbox>
-              <w:txbxContent>
-                <w:p>
-                  <w:pPr>
-                    <w:keepNext w:val="0"/>
-                    <w:keepLines w:val="0"/>
-                    <w:pageBreakBefore w:val="0"/>
-                    <w:widowControl w:val="0"/>
-                    <w:numPr>
-                      <w:ilvl w:val="0"/>
-                      <w:numId w:val="0"/>
-                    </w:numPr>
-                    <w:kinsoku/>
-                    <w:wordWrap/>
-                    <w:overflowPunct/>
-                    <w:topLinePunct w:val="0"/>
-                    <w:autoSpaceDE/>
-                    <w:autoSpaceDN/>
-                    <w:bidi w:val="0"/>
-                    <w:adjustRightInd/>
-                    <w:snapToGrid w:val="0"/>
-                    <w:spacing w:line="288" w:lineRule="auto"/>
-                    <w:ind w:leftChars="0"/>
-                    <w:textAlignment w:val="auto"/>
-                    <w:rPr>
-                      <w:rFonts w:hint="eastAsia" w:ascii="微软雅黑" w:hAnsi="微软雅黑" w:eastAsia="微软雅黑" w:cs="微软雅黑"/>
-                      <w:b w:val="0"/>
-                      <w:i w:val="0"/>
-                      <w:caps w:val="0"/>
-                      <w:color w:val="404040" w:themeColor="text1" w:themeTint="BF"/>
-                      <w:spacing w:val="0"/>
-                      <w:sz w:val="21"/>
-                      <w:szCs w:val="21"/>
-                      <w:shd w:val="clear" w:fill="FFFFFF"/>
-                      <w:lang w:val="en-US" w:eastAsia="zh-CN"/>
-                      <w14:textFill>
-                        <w14:solidFill>
-                          <w14:schemeClr w14:val="tx1">
-                            <w14:lumMod w14:val="75000"/>
-                            <w14:lumOff w14:val="25000"/>
-                          </w14:schemeClr>
-                        </w14:solidFill>
-                      </w14:textFill>
-                    </w:rPr>
-                  </w:pPr>
-                  <w:r>
-                    <w:t>{{skill}}</w:t>
-                  </w:r>
-                </w:p>
-                <w:p>
-                  <w:pPr>
-                    <w:keepNext w:val="0"/>
-                    <w:keepLines w:val="0"/>
-                    <w:pageBreakBefore w:val="0"/>
-                    <w:widowControl w:val="0"/>
-                    <w:kinsoku/>
-                    <w:wordWrap/>
-                    <w:overflowPunct/>
-                    <w:topLinePunct w:val="0"/>
-                    <w:autoSpaceDE/>
-                    <w:autoSpaceDN/>
-                    <w:bidi w:val="0"/>
-                    <w:adjustRightInd/>
-                    <w:snapToGrid w:val="0"/>
-                    <w:spacing w:beforeAutospacing="0" w:afterAutospacing="0" w:line="288" w:lineRule="auto"/>
-                    <w:textAlignment w:val="auto"/>
-                    <w:rPr>
-                      <w:rFonts w:hint="eastAsia" w:ascii="微软雅黑" w:hAnsi="微软雅黑" w:eastAsia="微软雅黑" w:cs="微软雅黑"/>
-                      <w:lang w:val="en-US" w:eastAsia="zh-CN"/>
-                    </w:rPr>
-                  </w:pPr>
-                  <w:r>
-                    <w:t xml:space="preserve"> </w:t>
-                  </w:r>
-                </w:p>
-              </w:txbxContent>
-            </v:textbox>
-          </v:shape>
-        </w:pict>
-      </w:r>
-      <w:bookmarkStart w:id="0" w:name="_GoBack"/>
-      <w:bookmarkEnd w:id="0"/>
-      <w:r>
-        <w:rPr>
-          <w:sz w:val="21"/>
-        </w:rPr>
-        <w:pict>
-          <v:shape id="_x0000_s1047" o:spid="_x0000_s1047" o:spt="202" type="#_x0000_t202" style="position:absolute;left:0pt;margin-left:-51pt;margin-top:363.5pt;height:90.25pt;width:513.15pt;z-index:251669504;mso-width-relative:page;mso-height-relative:page;" filled="f" stroked="f" coordsize="21600,21600" o:gfxdata="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">
+          <v:shape id="_x0000_s1047" o:spid="_x0000_s1047" o:spt="202" type="#_x0000_t202" style="position:absolute;left:0pt;margin-left:-51pt;margin-top:363.5pt;height:101.35pt;width:513.15pt;z-index:251669504;mso-width-relative:page;mso-height-relative:page;" filled="f" stroked="f" coordsize="21600,21600" o:gfxdata="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">
             <v:path/>
             <v:fill on="f" focussize="0,0"/>
             <v:stroke on="f" weight="0.5pt"/>
@@ -1023,431 +1418,10 @@
                       <w:lang w:val="en-US" w:eastAsia="zh-CN"/>
                     </w:rPr>
                   </w:pPr>
-                  <w:r>
-                    <w:t xml:space="preserve"> </w:t>
-                  </w:r>
                 </w:p>
               </w:txbxContent>
             </v:textbox>
           </v:shape>
-        </w:pict>
-      </w:r>
-      <w:r>
-        <w:rPr>
-          <w:sz w:val="21"/>
-        </w:rPr>
-        <w:pict>
-          <v:shape id="凌晨" o:spid="_x0000_s1048" o:spt="202" type="#_x0000_t202" style="position:absolute;left:0pt;margin-left:-51pt;margin-top:230.3pt;height:100.05pt;width:513.15pt;z-index:251659264;mso-width-relative:page;mso-height-relative:page;" filled="f" stroked="f" coordsize="21600,21600" o:gfxdata="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">
-            <v:path/>
-            <v:fill on="f" focussize="0,0"/>
-            <v:stroke on="f" weight="0.5pt"/>
-            <v:imagedata o:title=""/>
-            <o:lock v:ext="edit" aspectratio="f"/>
-            <v:textbox>
-              <w:txbxContent>
-                <w:p>
-                  <w:pPr>
-                    <w:keepNext w:val="0"/>
-                    <w:keepLines w:val="0"/>
-                    <w:pageBreakBefore w:val="0"/>
-                    <w:widowControl w:val="0"/>
-                    <w:kinsoku/>
-                    <w:wordWrap/>
-                    <w:overflowPunct/>
-                    <w:topLinePunct w:val="0"/>
-                    <w:autoSpaceDE/>
-                    <w:autoSpaceDN/>
-                    <w:bidi w:val="0"/>
-                    <w:adjustRightInd w:val="0"/>
-                    <w:snapToGrid w:val="0"/>
-                    <w:spacing w:after="62" w:afterLines="20" w:line="288" w:lineRule="auto"/>
-                    <w:jc w:val="left"/>
-                    <w:textAlignment w:val="auto"/>
-                    <w:outlineLvl w:val="9"/>
-                    <w:rPr>
-                      <w:rFonts w:hint="eastAsia" w:ascii="微软雅黑" w:hAnsi="微软雅黑" w:eastAsia="微软雅黑" w:cs="微软雅黑"/>
-                      <w:color w:val="404040" w:themeColor="text1" w:themeTint="BF"/>
-                      <w:sz w:val="21"/>
-                      <w:szCs w:val="21"/>
-                      <w:lang w:val="en-US" w:eastAsia="zh-CN"/>
-                      <w14:textFill>
-                        <w14:solidFill>
-                          <w14:schemeClr w14:val="tx1">
-                            <w14:lumMod w14:val="75000"/>
-                            <w14:lumOff w14:val="25000"/>
-                          </w14:schemeClr>
-                        </w14:solidFill>
-                      </w14:textFill>
-                    </w:rPr>
-                  </w:pPr>
-                  <w:r>
-                    <w:t>{{workExperience}}</w:t>
-                  </w:r>
-                </w:p>
-                <w:p>
-                  <w:pPr>
-                    <w:keepNext w:val="0"/>
-                    <w:keepLines w:val="0"/>
-                    <w:pageBreakBefore w:val="0"/>
-                    <w:widowControl w:val="0"/>
-                    <w:numPr>
-                      <w:ilvl w:val="0"/>
-                      <w:numId w:val="1"/>
-                    </w:numPr>
-                    <w:kinsoku/>
-                    <w:wordWrap/>
-                    <w:overflowPunct/>
-                    <w:topLinePunct w:val="0"/>
-                    <w:autoSpaceDE/>
-                    <w:autoSpaceDN/>
-                    <w:bidi w:val="0"/>
-                    <w:adjustRightInd/>
-                    <w:snapToGrid w:val="0"/>
-                    <w:spacing w:line="288" w:lineRule="auto"/>
-                    <w:jc w:val="both"/>
-                    <w:textAlignment w:val="auto"/>
-                    <w:rPr>
-                      <w:rFonts w:hint="eastAsia" w:ascii="微软雅黑" w:hAnsi="微软雅黑" w:eastAsia="微软雅黑" w:cs="微软雅黑"/>
-                      <w:color w:val="404040" w:themeColor="text1" w:themeTint="BF"/>
-                      <w:sz w:val="21"/>
-                      <w:szCs w:val="21"/>
-                      <w:lang w:val="en-US" w:eastAsia="zh-CN"/>
-                      <w14:textFill>
-                        <w14:solidFill>
-                          <w14:schemeClr w14:val="tx1">
-                            <w14:lumMod w14:val="75000"/>
-                            <w14:lumOff w14:val="25000"/>
-                          </w14:schemeClr>
-                        </w14:solidFill>
-                      </w14:textFill>
-                    </w:rPr>
-                  </w:pPr>
-                  <w:r>
-                    <w:t xml:space="preserve"> </w:t>
-                  </w:r>
-                </w:p>
-                <w:p>
-                  <w:pPr>
-                    <w:keepNext w:val="0"/>
-                    <w:keepLines w:val="0"/>
-                    <w:pageBreakBefore w:val="0"/>
-                    <w:widowControl w:val="0"/>
-                    <w:numPr>
-                      <w:ilvl w:val="0"/>
-                      <w:numId w:val="1"/>
-                    </w:numPr>
-                    <w:kinsoku/>
-                    <w:wordWrap/>
-                    <w:overflowPunct/>
-                    <w:topLinePunct w:val="0"/>
-                    <w:autoSpaceDE/>
-                    <w:autoSpaceDN/>
-                    <w:bidi w:val="0"/>
-                    <w:adjustRightInd/>
-                    <w:snapToGrid w:val="0"/>
-                    <w:spacing w:line="288" w:lineRule="auto"/>
-                    <w:jc w:val="both"/>
-                    <w:textAlignment w:val="auto"/>
-                    <w:rPr>
-                      <w:rFonts w:hint="eastAsia" w:ascii="微软雅黑" w:hAnsi="微软雅黑" w:eastAsia="微软雅黑" w:cs="微软雅黑"/>
-                      <w:color w:val="404040" w:themeColor="text1" w:themeTint="BF"/>
-                      <w:sz w:val="21"/>
-                      <w:szCs w:val="21"/>
-                      <w:lang w:val="en-US" w:eastAsia="zh-CN"/>
-                      <w14:textFill>
-                        <w14:solidFill>
-                          <w14:schemeClr w14:val="tx1">
-                            <w14:lumMod w14:val="75000"/>
-                            <w14:lumOff w14:val="25000"/>
-                          </w14:schemeClr>
-                        </w14:solidFill>
-                      </w14:textFill>
-                    </w:rPr>
-                  </w:pPr>
-                  <w:r>
-                    <w:t xml:space="preserve"> </w:t>
-                  </w:r>
-                </w:p>
-                <w:p>
-                  <w:pPr>
-                    <w:keepNext w:val="0"/>
-                    <w:keepLines w:val="0"/>
-                    <w:pageBreakBefore w:val="0"/>
-                    <w:widowControl w:val="0"/>
-                    <w:numPr>
-                      <w:ilvl w:val="0"/>
-                      <w:numId w:val="1"/>
-                    </w:numPr>
-                    <w:kinsoku/>
-                    <w:wordWrap/>
-                    <w:overflowPunct/>
-                    <w:topLinePunct w:val="0"/>
-                    <w:autoSpaceDE/>
-                    <w:autoSpaceDN/>
-                    <w:bidi w:val="0"/>
-                    <w:adjustRightInd/>
-                    <w:snapToGrid w:val="0"/>
-                    <w:spacing w:line="288" w:lineRule="auto"/>
-                    <w:ind w:left="0" w:leftChars="0" w:firstLine="0" w:firstLineChars="0"/>
-                    <w:jc w:val="both"/>
-                    <w:textAlignment w:val="auto"/>
-                    <w:rPr>
-                      <w:rFonts w:hint="eastAsia" w:ascii="微软雅黑" w:hAnsi="微软雅黑" w:eastAsia="微软雅黑" w:cs="微软雅黑"/>
-                      <w:color w:val="404040" w:themeColor="text1" w:themeTint="BF"/>
-                      <w:sz w:val="21"/>
-                      <w:szCs w:val="21"/>
-                      <w:lang w:val="en-US" w:eastAsia="zh-CN"/>
-                      <w14:textFill>
-                        <w14:solidFill>
-                          <w14:schemeClr w14:val="tx1">
-                            <w14:lumMod w14:val="75000"/>
-                            <w14:lumOff w14:val="25000"/>
-                          </w14:schemeClr>
-                        </w14:solidFill>
-                      </w14:textFill>
-                    </w:rPr>
-                  </w:pPr>
-                  <w:r>
-                    <w:t xml:space="preserve"> </w:t>
-                  </w:r>
-                </w:p>
-                <w:p>
-                  <w:pPr>
-                    <w:keepNext w:val="0"/>
-                    <w:keepLines w:val="0"/>
-                    <w:pageBreakBefore w:val="0"/>
-                    <w:widowControl w:val="0"/>
-                    <w:kinsoku/>
-                    <w:wordWrap/>
-                    <w:overflowPunct/>
-                    <w:topLinePunct w:val="0"/>
-                    <w:autoSpaceDE/>
-                    <w:autoSpaceDN/>
-                    <w:bidi w:val="0"/>
-                    <w:snapToGrid w:val="0"/>
-                    <w:spacing w:line="288" w:lineRule="auto"/>
-                    <w:textAlignment w:val="auto"/>
-                    <w:rPr>
-                      <w:rFonts w:hint="eastAsia" w:ascii="微软雅黑" w:hAnsi="微软雅黑" w:eastAsia="微软雅黑" w:cs="微软雅黑"/>
-                      <w:lang w:val="en-US" w:eastAsia="zh-CN"/>
-                    </w:rPr>
-                  </w:pPr>
-                </w:p>
-              </w:txbxContent>
-            </v:textbox>
-          </v:shape>
-        </w:pict>
-      </w:r>
-      <w:r>
-        <w:rPr>
-          <w:sz w:val="21"/>
-        </w:rPr>
-        <w:pict>
-          <v:shape id="_x0000_s1049" o:spid="_x0000_s1049" o:spt="202" type="#_x0000_t202" style="position:absolute;left:0pt;margin-left:-52.5pt;margin-top:634.05pt;height:57.4pt;width:514.4pt;z-index:251665408;mso-width-relative:page;mso-height-relative:page;" filled="f" stroked="f" coordsize="21600,21600" o:gfxdata="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">
-            <v:path/>
-            <v:fill on="f" focussize="0,0"/>
-            <v:stroke on="f" weight="0.5pt"/>
-            <v:imagedata o:title=""/>
-            <o:lock v:ext="edit" aspectratio="f"/>
-            <v:textbox>
-              <w:txbxContent>
-                <w:p>
-                  <w:pPr>
-                    <w:keepNext w:val="0"/>
-                    <w:keepLines w:val="0"/>
-                    <w:pageBreakBefore w:val="0"/>
-                    <w:widowControl w:val="0"/>
-                    <w:numPr>
-                      <w:ilvl w:val="0"/>
-                      <w:numId w:val="0"/>
-                    </w:numPr>
-                    <w:kinsoku/>
-                    <w:wordWrap/>
-                    <w:overflowPunct/>
-                    <w:topLinePunct w:val="0"/>
-                    <w:autoSpaceDE/>
-                    <w:autoSpaceDN/>
-                    <w:bidi w:val="0"/>
-                    <w:adjustRightInd/>
-                    <w:snapToGrid w:val="0"/>
-                    <w:spacing w:beforeAutospacing="0" w:afterAutospacing="0" w:line="288" w:lineRule="auto"/>
-                    <w:textAlignment w:val="auto"/>
-                    <w:rPr>
-                      <w:rFonts w:hint="eastAsia" w:ascii="微软雅黑" w:hAnsi="微软雅黑" w:eastAsia="微软雅黑" w:cs="微软雅黑"/>
-                      <w:lang w:val="en-US" w:eastAsia="zh-CN"/>
-                    </w:rPr>
-                  </w:pPr>
-                  <w:r>
-                    <w:t>{{summary}}</w:t>
-                  </w:r>
-                </w:p>
-              </w:txbxContent>
-            </v:textbox>
-          </v:shape>
-        </w:pict>
-      </w:r>
-      <w:r>
-        <w:rPr>
-          <w:sz w:val="21"/>
-        </w:rPr>
-        <w:pict>
-          <v:group id="_x0000_s1050" o:spid="_x0000_s1050" o:spt="203" style="position:absolute;left:0pt;margin-left:-43.95pt;margin-top:598.6pt;height:26.8pt;width:505.7pt;z-index:251668480;mso-width-relative:page;mso-height-relative:page;" coordorigin="2472,3871" coordsize="10114,536" o:gfxdata="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">
-            <o:lock v:ext="edit" aspectratio="f"/>
-            <v:rect id="矩形 62" o:spid="_x0000_s1051" o:spt="1" style="position:absolute;left:2472;top:3967;height:397;width:1802;v-text-anchor:middle;" fillcolor="#127789" filled="t" stroked="f" coordsize="21600,21600" o:gfxdata="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">
-              <v:path/>
-              <v:fill on="t" focussize="0,0"/>
-              <v:stroke on="f" weight="1pt" miterlimit="8" joinstyle="miter"/>
-              <v:imagedata o:title=""/>
-              <o:lock v:ext="edit" aspectratio="f"/>
-            </v:rect>
-            <v:rect id="矩形 64" o:spid="_x0000_s1052" o:spt="1" style="position:absolute;left:2851;top:3871;height:536;width:1472;" filled="f" stroked="f" coordsize="21600,21600" o:gfxdata="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">
-              <v:path/>
-              <v:fill on="f" focussize="0,0"/>
-              <v:stroke on="f"/>
-              <v:imagedata o:title=""/>
-              <o:lock v:ext="edit" aspectratio="f"/>
-              <v:textbox>
-                <w:txbxContent>
-                  <w:p>
-                    <w:pPr>
-                      <w:tabs>
-                        <w:tab w:val="left" w:pos="840"/>
-                      </w:tabs>
-                      <w:spacing w:line="380" w:lineRule="exact"/>
-                      <w:jc w:val="left"/>
-                      <w:rPr>
-                        <w:rFonts w:hint="eastAsia" w:ascii="微软雅黑" w:hAnsi="微软雅黑" w:eastAsia="微软雅黑" w:cs="微软雅黑"/>
-                        <w:b/>
-                        <w:bCs w:val="0"/>
-                        <w:color w:val="FFFFFF" w:themeColor="background1"/>
-                        <w:sz w:val="26"/>
-                        <w:szCs w:val="26"/>
-                        <w:lang w:val="en-US" w:eastAsia="zh-CN"/>
-                        <w14:textFill>
-                          <w14:solidFill>
-                            <w14:schemeClr w14:val="bg1"/>
-                          </w14:solidFill>
-                        </w14:textFill>
-                      </w:rPr>
-                    </w:pPr>
-                    <w:r>
-                      <w:rPr>
-                        <w:rFonts w:hint="eastAsia" w:ascii="微软雅黑" w:hAnsi="微软雅黑" w:eastAsia="微软雅黑" w:cs="微软雅黑"/>
-                        <w:b/>
-                        <w:bCs w:val="0"/>
-                        <w:color w:val="FFFFFF" w:themeColor="background1"/>
-                        <w:sz w:val="26"/>
-                        <w:szCs w:val="26"/>
-                        <w:lang w:val="en-US" w:eastAsia="zh-CN"/>
-                        <w14:textFill>
-                          <w14:solidFill>
-                            <w14:schemeClr w14:val="bg1"/>
-                          </w14:solidFill>
-                        </w14:textFill>
-                      </w:rPr>
-                      <w:t>自我评价</w:t>
-                    </w:r>
-                  </w:p>
-                </w:txbxContent>
-              </v:textbox>
-            </v:rect>
-            <v:shape id="图片 63" o:spid="_x0000_s1053" o:spt="75" alt="D:\Word设计\资料\图标\反白\评价.png评价" type="#_x0000_t75" style="position:absolute;left:2650;top:4078;height:164;width:165;" filled="f" o:preferrelative="t" stroked="f" coordsize="21600,21600" o:gfxdata="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">
-              <v:path/>
-              <v:fill on="f" focussize="0,0"/>
-              <v:stroke on="f"/>
-              <v:imagedata r:id="rId8" o:title=""/>
-              <o:lock v:ext="edit" aspectratio="t"/>
-            </v:shape>
-            <v:rect id="矩形 62" o:spid="_x0000_s1054" o:spt="1" style="position:absolute;left:4297;top:3963;height:397;width:8289;v-text-anchor:middle;" fillcolor="#F2F2F2" filled="t" stroked="f" coordsize="21600,21600" o:gfxdata="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">
-              <v:path/>
-              <v:fill on="t" focussize="0,0"/>
-              <v:stroke on="f" weight="1pt" miterlimit="8" joinstyle="miter"/>
-              <v:imagedata o:title=""/>
-              <o:lock v:ext="edit" aspectratio="f"/>
-            </v:rect>
-          </v:group>
-        </w:pict>
-      </w:r>
-      <w:r>
-        <w:rPr>
-          <w:sz w:val="21"/>
-        </w:rPr>
-        <w:pict>
-          <v:group id="_x0000_s1055" o:spid="_x0000_s1055" o:spt="203" style="position:absolute;left:0pt;margin-left:-43.95pt;margin-top:478.6pt;height:26.8pt;width:505.7pt;z-index:251663360;mso-width-relative:page;mso-height-relative:page;" coordorigin="2472,3871" coordsize="10114,536" o:gfxdata="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">
-            <o:lock v:ext="edit" aspectratio="f"/>
-            <v:rect id="矩形 62" o:spid="_x0000_s1056" o:spt="1" style="position:absolute;left:2472;top:3967;height:397;width:1802;v-text-anchor:middle;" fillcolor="#127789" filled="t" stroked="f" coordsize="21600,21600" o:gfxdata="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">
-              <v:path/>
-              <v:fill on="t" focussize="0,0"/>
-              <v:stroke on="f" weight="1pt" miterlimit="8" joinstyle="miter"/>
-              <v:imagedata o:title=""/>
-              <o:lock v:ext="edit" aspectratio="f"/>
-            </v:rect>
-            <v:rect id="矩形 64" o:spid="_x0000_s1057" o:spt="1" style="position:absolute;left:2851;top:3871;height:536;width:1472;" filled="f" stroked="f" coordsize="21600,21600" o:gfxdata="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">
-              <v:path/>
-              <v:fill on="f" focussize="0,0"/>
-              <v:stroke on="f"/>
-              <v:imagedata o:title=""/>
-              <o:lock v:ext="edit" aspectratio="f"/>
-              <v:textbox>
-                <w:txbxContent>
-                  <w:p>
-                    <w:pPr>
-                      <w:tabs>
-                        <w:tab w:val="left" w:pos="840"/>
-                      </w:tabs>
-                      <w:spacing w:line="380" w:lineRule="exact"/>
-                      <w:jc w:val="left"/>
-                      <w:rPr>
-                        <w:rFonts w:hint="eastAsia" w:ascii="微软雅黑" w:hAnsi="微软雅黑" w:eastAsia="微软雅黑" w:cs="微软雅黑"/>
-                        <w:b/>
-                        <w:bCs w:val="0"/>
-                        <w:color w:val="FFFFFF" w:themeColor="background1"/>
-                        <w:sz w:val="26"/>
-                        <w:szCs w:val="26"/>
-                        <w:lang w:val="en-US" w:eastAsia="zh-CN"/>
-                        <w14:textFill>
-                          <w14:solidFill>
-                            <w14:schemeClr w14:val="bg1"/>
-                          </w14:solidFill>
-                        </w14:textFill>
-                      </w:rPr>
-                    </w:pPr>
-                    <w:r>
-                      <w:rPr>
-                        <w:rFonts w:hint="eastAsia" w:ascii="微软雅黑" w:hAnsi="微软雅黑" w:eastAsia="微软雅黑" w:cs="微软雅黑"/>
-                        <w:b/>
-                        <w:bCs w:val="0"/>
-                        <w:color w:val="FFFFFF" w:themeColor="background1"/>
-                        <w:sz w:val="26"/>
-                        <w:szCs w:val="26"/>
-                        <w:lang w:val="en-US" w:eastAsia="zh-CN"/>
-                        <w14:textFill>
-                          <w14:solidFill>
-                            <w14:schemeClr w14:val="bg1"/>
-                          </w14:solidFill>
-                        </w14:textFill>
-                      </w:rPr>
-                      <w:t>证书技能</w:t>
-                    </w:r>
-                  </w:p>
-                </w:txbxContent>
-              </v:textbox>
-            </v:rect>
-            <v:shape id="图片 63" o:spid="_x0000_s1058" o:spt="75" alt="D:\Word设计\资料\图标\反白\测量(2).png测量(2)" type="#_x0000_t75" style="position:absolute;left:2650;top:4083;height:183;width:195;" filled="f" o:preferrelative="t" stroked="f" coordsize="21600,21600" o:gfxdata="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">
-              <v:path/>
-              <v:fill on="f" focussize="0,0"/>
-              <v:stroke on="f"/>
-              <v:imagedata r:id="rId6" o:title=""/>
-              <o:lock v:ext="edit" aspectratio="t"/>
-            </v:shape>
-            <v:rect id="矩形 62" o:spid="_x0000_s1059" o:spt="1" style="position:absolute;left:4297;top:3963;height:397;width:8289;v-text-anchor:middle;" fillcolor="#F2F2F2" filled="t" stroked="f" coordsize="21600,21600" o:gfxdata="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">
-              <v:path/>
-              <v:fill on="t" focussize="0,0"/>
-              <v:stroke on="f" weight="1pt" miterlimit="8" joinstyle="miter"/>
-              <v:imagedata o:title=""/>
-              <o:lock v:ext="edit" aspectratio="f"/>
-            </v:rect>
-          </v:group>
         </w:pict>
       </w:r>
       <w:r>
@@ -1482,26 +1456,6 @@
     </w:sectPr>
   </w:body>
 </w:document>
-</file>
-
-<file path=word/numbering.xml><?xml version="1.0" encoding="utf-8"?>
-<w:numbering xmlns:wpc="http://schemas.microsoft.com/office/word/2010/wordprocessingCanvas" xmlns:mc="http://schemas.openxmlformats.org/markup-compatibility/2006" xmlns:o="urn:schemas-microsoft-com:office:office" xmlns:r="http://schemas.openxmlformats.org/officeDocument/2006/relationships" xmlns:m="http://schemas.openxmlformats.org/officeDocument/2006/math" xmlns:v="urn:schemas-microsoft-com:vml" xmlns:wp14="http://schemas.microsoft.com/office/word/2010/wordprocessingDrawing" xmlns:wp="http://schemas.openxmlformats.org/drawingml/2006/wordprocessingDrawing" xmlns:w10="urn:schemas-microsoft-com:office:word" xmlns:w="http://schemas.openxmlformats.org/wordprocessingml/2006/main" xmlns:w14="http://schemas.microsoft.com/office/word/2010/wordml" xmlns:wpg="http://schemas.microsoft.com/office/word/2010/wordprocessingGroup" xmlns:wpi="http://schemas.microsoft.com/office/word/2010/wordprocessingInk" xmlns:wne="http://schemas.microsoft.com/office/word/2006/wordml" xmlns:wps="http://schemas.microsoft.com/office/word/2010/wordprocessingShape" xmlns:wpsCustomData="http://www.wps.cn/officeDocument/2013/wpsCustomData" mc:Ignorable="w14 wp14">
-  <w:abstractNum w:abstractNumId="0">
-    <w:nsid w:val="D138F58A"/>
-    <w:multiLevelType w:val="singleLevel"/>
-    <w:tmpl w:val="D138F58A"/>
-    <w:lvl w:ilvl="0" w:tentative="0">
-      <w:start w:val="1"/>
-      <w:numFmt w:val="decimal"/>
-      <w:suff w:val="nothing"/>
-      <w:lvlText w:val="%1、"/>
-      <w:lvlJc w:val="left"/>
-    </w:lvl>
-  </w:abstractNum>
-  <w:num w:numId="1">
-    <w:abstractNumId w:val="0"/>
-  </w:num>
-</w:numbering>
 </file>
 
 <file path=word/styles.xml><?xml version="1.0" encoding="utf-8"?>
@@ -2066,13 +2020,26 @@
     </customSectPr>
   </customSectProps>
   <customShpExts>
+    <customShpInfo spid="_x0000_s1049" textRotate="1"/>
+    <customShpInfo spid="_x0000_s1046" textRotate="1"/>
+    <customShpInfo spid="_x0000_s1048" textRotate="1"/>
+    <customShpInfo spid="_x0000_s1026" textRotate="1"/>
     <customShpInfo spid="_x0000_s1040" textRotate="1"/>
+    <customShpInfo spid="_x0000_s1051" textRotate="1"/>
+    <customShpInfo spid="_x0000_s1052" textRotate="1"/>
+    <customShpInfo spid="_x0000_s1053" textRotate="1"/>
+    <customShpInfo spid="_x0000_s1054" textRotate="1"/>
+    <customShpInfo spid="_x0000_s1050"/>
+    <customShpInfo spid="_x0000_s1056" textRotate="1"/>
+    <customShpInfo spid="_x0000_s1057" textRotate="1"/>
+    <customShpInfo spid="_x0000_s1058" textRotate="1"/>
+    <customShpInfo spid="_x0000_s1059" textRotate="1"/>
+    <customShpInfo spid="_x0000_s1055"/>
     <customShpInfo spid="_x0000_s1042" textRotate="1"/>
     <customShpInfo spid="_x0000_s1043" textRotate="1"/>
     <customShpInfo spid="_x0000_s1044" textRotate="1"/>
     <customShpInfo spid="_x0000_s1045" textRotate="1"/>
     <customShpInfo spid="_x0000_s1041"/>
-    <customShpInfo spid="_x0000_s1026" textRotate="1"/>
     <customShpInfo spid="_x0000_s1027" textRotate="1"/>
     <customShpInfo spid="_x0000_s1028" textRotate="1"/>
     <customShpInfo spid="_x0000_s1029" textRotate="1"/>
@@ -2086,20 +2053,7 @@
     <customShpInfo spid="_x0000_s1038" textRotate="1"/>
     <customShpInfo spid="_x0000_s1039" textRotate="1"/>
     <customShpInfo spid="_x0000_s1035"/>
-    <customShpInfo spid="_x0000_s1046" textRotate="1"/>
     <customShpInfo spid="_x0000_s1047" textRotate="1"/>
-    <customShpInfo spid="_x0000_s1048" textRotate="1"/>
-    <customShpInfo spid="_x0000_s1049" textRotate="1"/>
-    <customShpInfo spid="_x0000_s1051" textRotate="1"/>
-    <customShpInfo spid="_x0000_s1052" textRotate="1"/>
-    <customShpInfo spid="_x0000_s1053" textRotate="1"/>
-    <customShpInfo spid="_x0000_s1054" textRotate="1"/>
-    <customShpInfo spid="_x0000_s1050"/>
-    <customShpInfo spid="_x0000_s1056" textRotate="1"/>
-    <customShpInfo spid="_x0000_s1057" textRotate="1"/>
-    <customShpInfo spid="_x0000_s1058" textRotate="1"/>
-    <customShpInfo spid="_x0000_s1059" textRotate="1"/>
-    <customShpInfo spid="_x0000_s1055"/>
     <customShpInfo spid="_x0000_s1060" textRotate="1"/>
   </customShpExts>
 </s:customData>

--- a/server/src/main/resources/templates/resumes/professional/template.docx
+++ b/server/src/main/resources/templates/resumes/professional/template.docx
@@ -9,414 +9,8 @@
           <w:sz w:val="21"/>
         </w:rPr>
       </w:pPr>
-      <w:r>
-        <w:rPr>
-          <w:sz w:val="21"/>
-        </w:rPr>
-        <w:pict>
-          <v:shape id="_x0000_s1049" o:spid="_x0000_s1049" o:spt="202" type="#_x0000_t202" style="position:absolute;left:0pt;margin-left:-44.15pt;margin-top:598.95pt;height:139.7pt;width:514.4pt;z-index:251665408;mso-width-relative:page;mso-height-relative:page;" filled="f" stroked="f" coordsize="21600,21600" o:gfxdata="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">
-            <v:path/>
-            <v:fill on="f" focussize="0,0"/>
-            <v:stroke on="f" weight="0.5pt"/>
-            <v:imagedata o:title=""/>
-            <o:lock v:ext="edit" aspectratio="f"/>
-            <v:textbox>
-              <w:txbxContent>
-                <w:p>
-                  <w:pPr>
-                    <w:keepNext w:val="0"/>
-                    <w:keepLines w:val="0"/>
-                    <w:pageBreakBefore w:val="0"/>
-                    <w:widowControl w:val="0"/>
-                    <w:numPr>
-                      <w:ilvl w:val="0"/>
-                      <w:numId w:val="0"/>
-                    </w:numPr>
-                    <w:kinsoku/>
-                    <w:wordWrap/>
-                    <w:overflowPunct/>
-                    <w:topLinePunct w:val="0"/>
-                    <w:autoSpaceDE/>
-                    <w:autoSpaceDN/>
-                    <w:bidi w:val="0"/>
-                    <w:adjustRightInd/>
-                    <w:snapToGrid w:val="0"/>
-                    <w:spacing w:beforeAutospacing="0" w:afterAutospacing="0" w:line="288" w:lineRule="auto"/>
-                    <w:textAlignment w:val="auto"/>
-                    <w:rPr>
-                      <w:rFonts w:hint="eastAsia" w:ascii="微软雅黑" w:hAnsi="微软雅黑" w:eastAsia="微软雅黑" w:cs="微软雅黑"/>
-                      <w:lang w:val="en-US" w:eastAsia="zh-CN"/>
-                    </w:rPr>
-                  </w:pPr>
-                  <w:r>
-                    <w:t>{{summary}}</w:t>
-                  </w:r>
-                </w:p>
-              </w:txbxContent>
-            </v:textbox>
-          </v:shape>
-        </w:pict>
-      </w:r>
       <w:bookmarkStart w:id="0" w:name="_GoBack"/>
       <w:bookmarkEnd w:id="0"/>
-      <w:r>
-        <w:rPr>
-          <w:sz w:val="21"/>
-        </w:rPr>
-        <w:pict>
-          <v:shape id="_x0000_s1046" o:spid="_x0000_s1046" o:spt="202" type="#_x0000_t202" style="position:absolute;left:0pt;margin-left:-43.95pt;margin-top:482.3pt;height:97.25pt;width:511.35pt;z-index:251660288;mso-width-relative:page;mso-height-relative:page;" filled="f" stroked="f" coordsize="21600,21600" o:gfxdata="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">
-            <v:path/>
-            <v:fill on="f" focussize="0,0"/>
-            <v:stroke on="f" weight="0.5pt"/>
-            <v:imagedata o:title=""/>
-            <o:lock v:ext="edit" aspectratio="f"/>
-            <v:textbox>
-              <w:txbxContent>
-                <w:p>
-                  <w:pPr>
-                    <w:keepNext w:val="0"/>
-                    <w:keepLines w:val="0"/>
-                    <w:pageBreakBefore w:val="0"/>
-                    <w:widowControl w:val="0"/>
-                    <w:numPr>
-                      <w:ilvl w:val="0"/>
-                      <w:numId w:val="0"/>
-                    </w:numPr>
-                    <w:kinsoku/>
-                    <w:wordWrap/>
-                    <w:overflowPunct/>
-                    <w:topLinePunct w:val="0"/>
-                    <w:autoSpaceDE/>
-                    <w:autoSpaceDN/>
-                    <w:bidi w:val="0"/>
-                    <w:adjustRightInd/>
-                    <w:snapToGrid w:val="0"/>
-                    <w:spacing w:line="288" w:lineRule="auto"/>
-                    <w:ind w:leftChars="0"/>
-                    <w:textAlignment w:val="auto"/>
-                    <w:rPr>
-                      <w:rFonts w:hint="eastAsia" w:ascii="微软雅黑" w:hAnsi="微软雅黑" w:eastAsia="微软雅黑" w:cs="微软雅黑"/>
-                      <w:b w:val="0"/>
-                      <w:i w:val="0"/>
-                      <w:caps w:val="0"/>
-                      <w:color w:val="404040" w:themeColor="text1" w:themeTint="BF"/>
-                      <w:spacing w:val="0"/>
-                      <w:sz w:val="21"/>
-                      <w:szCs w:val="21"/>
-                      <w:shd w:val="clear" w:fill="FFFFFF"/>
-                      <w:lang w:val="en-US" w:eastAsia="zh-CN"/>
-                      <w14:textFill>
-                        <w14:solidFill>
-                          <w14:schemeClr w14:val="tx1">
-                            <w14:lumMod w14:val="75000"/>
-                            <w14:lumOff w14:val="25000"/>
-                          </w14:schemeClr>
-                        </w14:solidFill>
-                      </w14:textFill>
-                    </w:rPr>
-                  </w:pPr>
-                  <w:r>
-                    <w:t>{{skill}}</w:t>
-                  </w:r>
-                </w:p>
-                <w:p>
-                  <w:pPr>
-                    <w:keepNext w:val="0"/>
-                    <w:keepLines w:val="0"/>
-                    <w:pageBreakBefore w:val="0"/>
-                    <w:widowControl w:val="0"/>
-                    <w:kinsoku/>
-                    <w:wordWrap/>
-                    <w:overflowPunct/>
-                    <w:topLinePunct w:val="0"/>
-                    <w:autoSpaceDE/>
-                    <w:autoSpaceDN/>
-                    <w:bidi w:val="0"/>
-                    <w:adjustRightInd/>
-                    <w:snapToGrid w:val="0"/>
-                    <w:spacing w:beforeAutospacing="0" w:afterAutospacing="0" w:line="288" w:lineRule="auto"/>
-                    <w:textAlignment w:val="auto"/>
-                    <w:rPr>
-                      <w:rFonts w:hint="eastAsia" w:ascii="微软雅黑" w:hAnsi="微软雅黑" w:eastAsia="微软雅黑" w:cs="微软雅黑"/>
-                      <w:lang w:val="en-US" w:eastAsia="zh-CN"/>
-                    </w:rPr>
-                  </w:pPr>
-                  <w:r>
-                    <w:t xml:space="preserve"> </w:t>
-                  </w:r>
-                </w:p>
-              </w:txbxContent>
-            </v:textbox>
-          </v:shape>
-        </w:pict>
-      </w:r>
-      <w:r>
-        <w:rPr>
-          <w:sz w:val="21"/>
-        </w:rPr>
-        <w:pict>
-          <v:shape id="凌晨" o:spid="_x0000_s1048" o:spt="202" type="#_x0000_t202" style="position:absolute;left:0pt;margin-left:-51pt;margin-top:222.2pt;height:108.15pt;width:513.15pt;z-index:251659264;mso-width-relative:page;mso-height-relative:page;" filled="f" stroked="f" coordsize="21600,21600" o:gfxdata="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">
-            <v:path/>
-            <v:fill on="f" focussize="0,0"/>
-            <v:stroke on="f" weight="0.5pt"/>
-            <v:imagedata o:title=""/>
-            <o:lock v:ext="edit" aspectratio="f"/>
-            <v:textbox>
-              <w:txbxContent>
-                <w:p>
-                  <w:pPr>
-                    <w:keepNext w:val="0"/>
-                    <w:keepLines w:val="0"/>
-                    <w:pageBreakBefore w:val="0"/>
-                    <w:widowControl w:val="0"/>
-                    <w:kinsoku/>
-                    <w:wordWrap/>
-                    <w:overflowPunct/>
-                    <w:topLinePunct w:val="0"/>
-                    <w:autoSpaceDE/>
-                    <w:autoSpaceDN/>
-                    <w:bidi w:val="0"/>
-                    <w:adjustRightInd w:val="0"/>
-                    <w:snapToGrid w:val="0"/>
-                    <w:spacing w:after="62" w:afterLines="20" w:line="288" w:lineRule="auto"/>
-                    <w:jc w:val="left"/>
-                    <w:textAlignment w:val="auto"/>
-                    <w:outlineLvl w:val="9"/>
-                    <w:rPr>
-                      <w:rFonts w:hint="eastAsia" w:ascii="微软雅黑" w:hAnsi="微软雅黑" w:eastAsia="微软雅黑" w:cs="微软雅黑"/>
-                      <w:color w:val="404040" w:themeColor="text1" w:themeTint="BF"/>
-                      <w:sz w:val="21"/>
-                      <w:szCs w:val="21"/>
-                      <w:lang w:val="en-US" w:eastAsia="zh-CN"/>
-                      <w14:textFill>
-                        <w14:solidFill>
-                          <w14:schemeClr w14:val="tx1">
-                            <w14:lumMod w14:val="75000"/>
-                            <w14:lumOff w14:val="25000"/>
-                          </w14:schemeClr>
-                        </w14:solidFill>
-                      </w14:textFill>
-                    </w:rPr>
-                  </w:pPr>
-                  <w:r>
-                    <w:t xml:space="preserve">{{workExperience}} </w:t>
-                  </w:r>
-                </w:p>
-                <w:p>
-                  <w:pPr>
-                    <w:keepNext w:val="0"/>
-                    <w:keepLines w:val="0"/>
-                    <w:pageBreakBefore w:val="0"/>
-                    <w:widowControl w:val="0"/>
-                    <w:kinsoku/>
-                    <w:wordWrap/>
-                    <w:overflowPunct/>
-                    <w:topLinePunct w:val="0"/>
-                    <w:autoSpaceDE/>
-                    <w:autoSpaceDN/>
-                    <w:bidi w:val="0"/>
-                    <w:snapToGrid w:val="0"/>
-                    <w:spacing w:line="288" w:lineRule="auto"/>
-                    <w:textAlignment w:val="auto"/>
-                    <w:rPr>
-                      <w:rFonts w:hint="eastAsia" w:ascii="微软雅黑" w:hAnsi="微软雅黑" w:eastAsia="微软雅黑" w:cs="微软雅黑"/>
-                      <w:lang w:val="en-US" w:eastAsia="zh-CN"/>
-                    </w:rPr>
-                  </w:pPr>
-                </w:p>
-              </w:txbxContent>
-            </v:textbox>
-          </v:shape>
-        </w:pict>
-      </w:r>
-      <w:r>
-        <w:rPr>
-          <w:sz w:val="21"/>
-        </w:rPr>
-        <w:pict>
-          <v:shape id="_x0000_s1026" o:spid="_x0000_s1026" o:spt="202" type="#_x0000_t202" style="position:absolute;left:0pt;margin-left:-48.45pt;margin-top:-44.1pt;height:52.8pt;width:385.65pt;z-index:251662336;mso-width-relative:page;mso-height-relative:page;" filled="f" stroked="f" coordsize="21600,21600" o:gfxdata="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">
-            <v:path/>
-            <v:fill on="f" focussize="0,0"/>
-            <v:stroke on="f" weight="0.5pt"/>
-            <v:imagedata o:title=""/>
-            <o:lock v:ext="edit" aspectratio="f"/>
-            <v:textbox>
-              <w:txbxContent>
-                <w:p>
-                  <w:pPr>
-                    <w:keepNext w:val="0"/>
-                    <w:keepLines w:val="0"/>
-                    <w:pageBreakBefore w:val="0"/>
-                    <w:widowControl w:val="0"/>
-                    <w:tabs>
-                      <w:tab w:val="left" w:pos="2380"/>
-                    </w:tabs>
-                    <w:kinsoku/>
-                    <w:wordWrap/>
-                    <w:overflowPunct/>
-                    <w:topLinePunct w:val="0"/>
-                    <w:autoSpaceDE/>
-                    <w:autoSpaceDN/>
-                    <w:bidi w:val="0"/>
-                    <w:adjustRightInd w:val="0"/>
-                    <w:snapToGrid w:val="0"/>
-                    <w:spacing w:line="240" w:lineRule="auto"/>
-                    <w:jc w:val="left"/>
-                    <w:textAlignment w:val="auto"/>
-                    <w:rPr>
-                      <w:rFonts w:hint="default" w:ascii="微软雅黑" w:hAnsi="微软雅黑" w:eastAsia="微软雅黑" w:cs="微软雅黑"/>
-                      <w:b/>
-                      <w:bCs/>
-                      <w:color w:val="404040" w:themeColor="text1" w:themeTint="BF"/>
-                      <w:lang w:val="en-US" w:eastAsia="zh-CN"/>
-                      <w14:textFill>
-                        <w14:solidFill>
-                          <w14:schemeClr w14:val="tx1">
-                            <w14:lumMod w14:val="75000"/>
-                            <w14:lumOff w14:val="25000"/>
-                          </w14:schemeClr>
-                        </w14:solidFill>
-                      </w14:textFill>
-                    </w:rPr>
-                  </w:pPr>
-                  <w:r>
-                    <w:rPr>
-                      <w:sz w:val="52"/>
-                      <w:szCs w:val="52"/>
-                    </w:rPr>
-                    <w:t>{{name}}</w:t>
-                  </w:r>
-                  <w:r>
-                    <w:t xml:space="preserve">    </w:t>
-                  </w:r>
-                  <w:r>
-                    <w:rPr>
-                      <w:rFonts w:hint="eastAsia"/>
-                      <w:lang w:val="en-US" w:eastAsia="zh-CN"/>
-                    </w:rPr>
-                    <w:t xml:space="preserve">    </w:t>
-                  </w:r>
-                  <w:r>
-                    <w:rPr>
-                      <w:rFonts w:hint="eastAsia"/>
-                      <w:b/>
-                      <w:bCs/>
-                      <w:lang w:val="en-US" w:eastAsia="zh-CN"/>
-                    </w:rPr>
-                    <w:t xml:space="preserve">    </w:t>
-                  </w:r>
-                  <w:r>
-                    <w:rPr>
-                      <w:b/>
-                      <w:bCs/>
-                      <w:sz w:val="28"/>
-                      <w:szCs w:val="28"/>
-                    </w:rPr>
-                    <w:t>求职意向：{{jobIntention}}</w:t>
-                  </w:r>
-                </w:p>
-              </w:txbxContent>
-            </v:textbox>
-          </v:shape>
-        </w:pict>
-      </w:r>
-      <w:r>
-        <w:rPr>
-          <w:sz w:val="21"/>
-        </w:rPr>
-        <w:pict>
-          <v:shape id="_x0000_s1040" o:spid="_x0000_s1040" o:spt="202" type="#_x0000_t202" style="position:absolute;left:0pt;margin-left:-50.95pt;margin-top:114.6pt;height:85.8pt;width:510.2pt;z-index:251661312;mso-width-relative:page;mso-height-relative:page;" filled="f" stroked="f" coordsize="21600,21600" o:gfxdata="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">
-            <v:path/>
-            <v:fill on="f" focussize="0,0"/>
-            <v:stroke on="f" weight="0.5pt"/>
-            <v:imagedata o:title=""/>
-            <o:lock v:ext="edit" aspectratio="f"/>
-            <v:textbox>
-              <w:txbxContent>
-                <w:p>
-                  <w:pPr>
-                    <w:keepNext w:val="0"/>
-                    <w:keepLines w:val="0"/>
-                    <w:pageBreakBefore w:val="0"/>
-                    <w:widowControl w:val="0"/>
-                    <w:kinsoku/>
-                    <w:wordWrap/>
-                    <w:overflowPunct/>
-                    <w:topLinePunct w:val="0"/>
-                    <w:autoSpaceDE/>
-                    <w:autoSpaceDN/>
-                    <w:bidi w:val="0"/>
-                    <w:adjustRightInd/>
-                    <w:snapToGrid w:val="0"/>
-                    <w:spacing w:line="288" w:lineRule="auto"/>
-                    <w:textAlignment w:val="auto"/>
-                    <w:rPr>
-                      <w:rFonts w:hint="eastAsia" w:ascii="微软雅黑" w:hAnsi="微软雅黑" w:eastAsia="微软雅黑" w:cs="微软雅黑"/>
-                      <w:b/>
-                      <w:bCs/>
-                      <w:color w:val="404040" w:themeColor="text1" w:themeTint="BF"/>
-                      <w:sz w:val="21"/>
-                      <w:szCs w:val="21"/>
-                      <w:lang w:val="en-US" w:eastAsia="zh-CN"/>
-                      <w14:textFill>
-                        <w14:solidFill>
-                          <w14:schemeClr w14:val="tx1">
-                            <w14:lumMod w14:val="75000"/>
-                            <w14:lumOff w14:val="25000"/>
-                          </w14:schemeClr>
-                        </w14:solidFill>
-                      </w14:textFill>
-                    </w:rPr>
-                  </w:pPr>
-                  <w:r>
-                    <w:t>{{education}}</w:t>
-                  </w:r>
-                </w:p>
-                <w:p>
-                  <w:pPr>
-                    <w:keepNext w:val="0"/>
-                    <w:keepLines w:val="0"/>
-                    <w:pageBreakBefore w:val="0"/>
-                    <w:widowControl w:val="0"/>
-                    <w:numPr>
-                      <w:ilvl w:val="0"/>
-                      <w:numId w:val="0"/>
-                    </w:numPr>
-                    <w:kinsoku/>
-                    <w:wordWrap/>
-                    <w:overflowPunct/>
-                    <w:topLinePunct w:val="0"/>
-                    <w:autoSpaceDE/>
-                    <w:autoSpaceDN/>
-                    <w:bidi w:val="0"/>
-                    <w:adjustRightInd/>
-                    <w:snapToGrid w:val="0"/>
-                    <w:spacing w:line="288" w:lineRule="auto"/>
-                    <w:ind w:leftChars="0"/>
-                    <w:textAlignment w:val="auto"/>
-                    <w:rPr>
-                      <w:rFonts w:hint="eastAsia" w:ascii="微软雅黑" w:hAnsi="微软雅黑" w:eastAsia="微软雅黑" w:cs="微软雅黑"/>
-                      <w:color w:val="404040" w:themeColor="text1" w:themeTint="BF"/>
-                      <w:lang w:val="en-US" w:eastAsia="zh-CN"/>
-                      <w14:textFill>
-                        <w14:solidFill>
-                          <w14:schemeClr w14:val="tx1">
-                            <w14:lumMod w14:val="75000"/>
-                            <w14:lumOff w14:val="25000"/>
-                          </w14:schemeClr>
-                        </w14:solidFill>
-                      </w14:textFill>
-                    </w:rPr>
-                  </w:pPr>
-                  <w:r>
-                    <w:t xml:space="preserve"> </w:t>
-                  </w:r>
-                </w:p>
-              </w:txbxContent>
-            </v:textbox>
-          </v:shape>
-        </w:pict>
-      </w:r>
       <w:r>
         <w:rPr>
           <w:sz w:val="21"/>
@@ -424,13 +18,13 @@
         <mc:AlternateContent>
           <mc:Choice Requires="wps">
             <w:drawing>
-              <wp:anchor distT="0" distB="0" distL="114300" distR="114300" simplePos="0" relativeHeight="251675648" behindDoc="0" locked="0" layoutInCell="1" allowOverlap="1">
+              <wp:anchor distT="0" distB="0" distL="114300" distR="114300" simplePos="0" relativeHeight="251674624" behindDoc="1" locked="0" layoutInCell="1" allowOverlap="1">
                 <wp:simplePos x="0" y="0"/>
                 <wp:positionH relativeFrom="column">
-                  <wp:posOffset>4431665</wp:posOffset>
+                  <wp:posOffset>4304030</wp:posOffset>
                 </wp:positionH>
                 <wp:positionV relativeFrom="paragraph">
-                  <wp:posOffset>-501015</wp:posOffset>
+                  <wp:posOffset>-518160</wp:posOffset>
                 </wp:positionV>
                 <wp:extent cx="1416050" cy="1547495"/>
                 <wp:effectExtent l="4445" t="4445" r="14605" b="10160"/>
@@ -495,7 +89,7 @@
           </mc:Choice>
           <mc:Fallback>
             <w:pict>
-              <v:shape id="_x0000_s1026" o:spid="_x0000_s1026" o:spt="202" type="#_x0000_t202" style="position:absolute;left:0pt;margin-left:348.95pt;margin-top:-39.45pt;height:121.85pt;width:111.5pt;z-index:251675648;mso-width-relative:page;mso-height-relative:page;" fillcolor="#FFFFFF [3201]" filled="t" stroked="t" coordsize="21600,21600" o:gfxdata="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">
+              <v:shape id="_x0000_s1026" o:spid="_x0000_s1026" o:spt="202" type="#_x0000_t202" style="position:absolute;left:0pt;margin-left:338.9pt;margin-top:-40.8pt;height:121.85pt;width:111.5pt;z-index:-251641856;mso-width-relative:page;mso-height-relative:page;" fillcolor="#FFFFFF [3201]" filled="t" stroked="t" coordsize="21600,21600" o:gfxdata="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">
                 <v:fill on="t" focussize="0,0"/>
                 <v:stroke weight="0.5pt" color="#000000 [3204]" joinstyle="round"/>
                 <v:imagedata o:title=""/>
@@ -516,6 +110,412 @@
             </w:pict>
           </mc:Fallback>
         </mc:AlternateContent>
+      </w:r>
+      <w:r>
+        <w:rPr>
+          <w:sz w:val="21"/>
+        </w:rPr>
+        <w:pict>
+          <v:shape id="_x0000_s1049" o:spid="_x0000_s1049" o:spt="202" type="#_x0000_t202" style="position:absolute;left:0pt;margin-left:-44.15pt;margin-top:598.95pt;height:139.7pt;width:514.4pt;z-index:251665408;mso-width-relative:page;mso-height-relative:page;" filled="f" stroked="f" coordsize="21600,21600" o:gfxdata="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">
+            <v:path/>
+            <v:fill on="f" focussize="0,0"/>
+            <v:stroke on="f" weight="0.5pt"/>
+            <v:imagedata o:title=""/>
+            <o:lock v:ext="edit" aspectratio="f"/>
+            <v:textbox>
+              <w:txbxContent>
+                <w:p>
+                  <w:pPr>
+                    <w:keepNext w:val="0"/>
+                    <w:keepLines w:val="0"/>
+                    <w:pageBreakBefore w:val="0"/>
+                    <w:widowControl w:val="0"/>
+                    <w:numPr>
+                      <w:ilvl w:val="0"/>
+                      <w:numId w:val="0"/>
+                    </w:numPr>
+                    <w:kinsoku/>
+                    <w:wordWrap/>
+                    <w:overflowPunct/>
+                    <w:topLinePunct w:val="0"/>
+                    <w:autoSpaceDE/>
+                    <w:autoSpaceDN/>
+                    <w:bidi w:val="0"/>
+                    <w:adjustRightInd/>
+                    <w:snapToGrid w:val="0"/>
+                    <w:spacing w:beforeAutospacing="0" w:afterAutospacing="0" w:line="288" w:lineRule="auto"/>
+                    <w:textAlignment w:val="auto"/>
+                    <w:rPr>
+                      <w:rFonts w:hint="eastAsia" w:ascii="微软雅黑" w:hAnsi="微软雅黑" w:eastAsia="微软雅黑" w:cs="微软雅黑"/>
+                      <w:lang w:val="en-US" w:eastAsia="zh-CN"/>
+                    </w:rPr>
+                  </w:pPr>
+                  <w:r>
+                    <w:t>{{summary}}</w:t>
+                  </w:r>
+                </w:p>
+              </w:txbxContent>
+            </v:textbox>
+          </v:shape>
+        </w:pict>
+      </w:r>
+      <w:r>
+        <w:rPr>
+          <w:sz w:val="21"/>
+        </w:rPr>
+        <w:pict>
+          <v:shape id="_x0000_s1046" o:spid="_x0000_s1046" o:spt="202" type="#_x0000_t202" style="position:absolute;left:0pt;margin-left:-43.95pt;margin-top:482.3pt;height:97.25pt;width:511.35pt;z-index:251660288;mso-width-relative:page;mso-height-relative:page;" filled="f" stroked="f" coordsize="21600,21600" o:gfxdata="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">
+            <v:path/>
+            <v:fill on="f" focussize="0,0"/>
+            <v:stroke on="f" weight="0.5pt"/>
+            <v:imagedata o:title=""/>
+            <o:lock v:ext="edit" aspectratio="f"/>
+            <v:textbox>
+              <w:txbxContent>
+                <w:p>
+                  <w:pPr>
+                    <w:keepNext w:val="0"/>
+                    <w:keepLines w:val="0"/>
+                    <w:pageBreakBefore w:val="0"/>
+                    <w:widowControl w:val="0"/>
+                    <w:numPr>
+                      <w:ilvl w:val="0"/>
+                      <w:numId w:val="0"/>
+                    </w:numPr>
+                    <w:kinsoku/>
+                    <w:wordWrap/>
+                    <w:overflowPunct/>
+                    <w:topLinePunct w:val="0"/>
+                    <w:autoSpaceDE/>
+                    <w:autoSpaceDN/>
+                    <w:bidi w:val="0"/>
+                    <w:adjustRightInd/>
+                    <w:snapToGrid w:val="0"/>
+                    <w:spacing w:line="288" w:lineRule="auto"/>
+                    <w:ind w:leftChars="0"/>
+                    <w:textAlignment w:val="auto"/>
+                    <w:rPr>
+                      <w:rFonts w:hint="eastAsia" w:ascii="微软雅黑" w:hAnsi="微软雅黑" w:eastAsia="微软雅黑" w:cs="微软雅黑"/>
+                      <w:b w:val="0"/>
+                      <w:i w:val="0"/>
+                      <w:caps w:val="0"/>
+                      <w:color w:val="404040" w:themeColor="text1" w:themeTint="BF"/>
+                      <w:spacing w:val="0"/>
+                      <w:sz w:val="21"/>
+                      <w:szCs w:val="21"/>
+                      <w:shd w:val="clear" w:fill="FFFFFF"/>
+                      <w:lang w:val="en-US" w:eastAsia="zh-CN"/>
+                      <w14:textFill>
+                        <w14:solidFill>
+                          <w14:schemeClr w14:val="tx1">
+                            <w14:lumMod w14:val="75000"/>
+                            <w14:lumOff w14:val="25000"/>
+                          </w14:schemeClr>
+                        </w14:solidFill>
+                      </w14:textFill>
+                    </w:rPr>
+                  </w:pPr>
+                  <w:r>
+                    <w:t>{{skill}}</w:t>
+                  </w:r>
+                </w:p>
+                <w:p>
+                  <w:pPr>
+                    <w:keepNext w:val="0"/>
+                    <w:keepLines w:val="0"/>
+                    <w:pageBreakBefore w:val="0"/>
+                    <w:widowControl w:val="0"/>
+                    <w:kinsoku/>
+                    <w:wordWrap/>
+                    <w:overflowPunct/>
+                    <w:topLinePunct w:val="0"/>
+                    <w:autoSpaceDE/>
+                    <w:autoSpaceDN/>
+                    <w:bidi w:val="0"/>
+                    <w:adjustRightInd/>
+                    <w:snapToGrid w:val="0"/>
+                    <w:spacing w:beforeAutospacing="0" w:afterAutospacing="0" w:line="288" w:lineRule="auto"/>
+                    <w:textAlignment w:val="auto"/>
+                    <w:rPr>
+                      <w:rFonts w:hint="eastAsia" w:ascii="微软雅黑" w:hAnsi="微软雅黑" w:eastAsia="微软雅黑" w:cs="微软雅黑"/>
+                      <w:lang w:val="en-US" w:eastAsia="zh-CN"/>
+                    </w:rPr>
+                  </w:pPr>
+                  <w:r>
+                    <w:t xml:space="preserve"> </w:t>
+                  </w:r>
+                </w:p>
+              </w:txbxContent>
+            </v:textbox>
+          </v:shape>
+        </w:pict>
+      </w:r>
+      <w:r>
+        <w:rPr>
+          <w:sz w:val="21"/>
+        </w:rPr>
+        <w:pict>
+          <v:shape id="凌晨" o:spid="_x0000_s1048" o:spt="202" type="#_x0000_t202" style="position:absolute;left:0pt;margin-left:-51pt;margin-top:222.2pt;height:108.15pt;width:513.15pt;z-index:251659264;mso-width-relative:page;mso-height-relative:page;" filled="f" stroked="f" coordsize="21600,21600" o:gfxdata="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">
+            <v:path/>
+            <v:fill on="f" focussize="0,0"/>
+            <v:stroke on="f" weight="0.5pt"/>
+            <v:imagedata o:title=""/>
+            <o:lock v:ext="edit" aspectratio="f"/>
+            <v:textbox>
+              <w:txbxContent>
+                <w:p>
+                  <w:pPr>
+                    <w:keepNext w:val="0"/>
+                    <w:keepLines w:val="0"/>
+                    <w:pageBreakBefore w:val="0"/>
+                    <w:widowControl w:val="0"/>
+                    <w:kinsoku/>
+                    <w:wordWrap/>
+                    <w:overflowPunct/>
+                    <w:topLinePunct w:val="0"/>
+                    <w:autoSpaceDE/>
+                    <w:autoSpaceDN/>
+                    <w:bidi w:val="0"/>
+                    <w:adjustRightInd w:val="0"/>
+                    <w:snapToGrid w:val="0"/>
+                    <w:spacing w:after="62" w:afterLines="20" w:line="288" w:lineRule="auto"/>
+                    <w:jc w:val="left"/>
+                    <w:textAlignment w:val="auto"/>
+                    <w:outlineLvl w:val="9"/>
+                    <w:rPr>
+                      <w:rFonts w:hint="eastAsia" w:ascii="微软雅黑" w:hAnsi="微软雅黑" w:eastAsia="微软雅黑" w:cs="微软雅黑"/>
+                      <w:color w:val="404040" w:themeColor="text1" w:themeTint="BF"/>
+                      <w:sz w:val="21"/>
+                      <w:szCs w:val="21"/>
+                      <w:lang w:val="en-US" w:eastAsia="zh-CN"/>
+                      <w14:textFill>
+                        <w14:solidFill>
+                          <w14:schemeClr w14:val="tx1">
+                            <w14:lumMod w14:val="75000"/>
+                            <w14:lumOff w14:val="25000"/>
+                          </w14:schemeClr>
+                        </w14:solidFill>
+                      </w14:textFill>
+                    </w:rPr>
+                  </w:pPr>
+                  <w:r>
+                    <w:t xml:space="preserve">{{workExperience}} </w:t>
+                  </w:r>
+                </w:p>
+                <w:p>
+                  <w:pPr>
+                    <w:keepNext w:val="0"/>
+                    <w:keepLines w:val="0"/>
+                    <w:pageBreakBefore w:val="0"/>
+                    <w:widowControl w:val="0"/>
+                    <w:kinsoku/>
+                    <w:wordWrap/>
+                    <w:overflowPunct/>
+                    <w:topLinePunct w:val="0"/>
+                    <w:autoSpaceDE/>
+                    <w:autoSpaceDN/>
+                    <w:bidi w:val="0"/>
+                    <w:snapToGrid w:val="0"/>
+                    <w:spacing w:line="288" w:lineRule="auto"/>
+                    <w:textAlignment w:val="auto"/>
+                    <w:rPr>
+                      <w:rFonts w:hint="eastAsia" w:ascii="微软雅黑" w:hAnsi="微软雅黑" w:eastAsia="微软雅黑" w:cs="微软雅黑"/>
+                      <w:lang w:val="en-US" w:eastAsia="zh-CN"/>
+                    </w:rPr>
+                  </w:pPr>
+                </w:p>
+              </w:txbxContent>
+            </v:textbox>
+          </v:shape>
+        </w:pict>
+      </w:r>
+      <w:r>
+        <w:rPr>
+          <w:sz w:val="21"/>
+        </w:rPr>
+        <w:pict>
+          <v:shape id="_x0000_s1026" o:spid="_x0000_s1026" o:spt="202" type="#_x0000_t202" style="position:absolute;left:0pt;margin-left:-48.45pt;margin-top:-44.1pt;height:52.8pt;width:385.65pt;z-index:251662336;mso-width-relative:page;mso-height-relative:page;" filled="f" stroked="f" coordsize="21600,21600" o:gfxdata="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">
+            <v:path/>
+            <v:fill on="f" focussize="0,0"/>
+            <v:stroke on="f" weight="0.5pt"/>
+            <v:imagedata o:title=""/>
+            <o:lock v:ext="edit" aspectratio="f"/>
+            <v:textbox>
+              <w:txbxContent>
+                <w:p>
+                  <w:pPr>
+                    <w:keepNext w:val="0"/>
+                    <w:keepLines w:val="0"/>
+                    <w:pageBreakBefore w:val="0"/>
+                    <w:widowControl w:val="0"/>
+                    <w:tabs>
+                      <w:tab w:val="left" w:pos="2380"/>
+                    </w:tabs>
+                    <w:kinsoku/>
+                    <w:wordWrap/>
+                    <w:overflowPunct/>
+                    <w:topLinePunct w:val="0"/>
+                    <w:autoSpaceDE/>
+                    <w:autoSpaceDN/>
+                    <w:bidi w:val="0"/>
+                    <w:adjustRightInd w:val="0"/>
+                    <w:snapToGrid w:val="0"/>
+                    <w:spacing w:line="240" w:lineRule="auto"/>
+                    <w:jc w:val="left"/>
+                    <w:textAlignment w:val="auto"/>
+                    <w:rPr>
+                      <w:rFonts w:hint="default" w:ascii="微软雅黑" w:hAnsi="微软雅黑" w:eastAsia="微软雅黑" w:cs="微软雅黑"/>
+                      <w:b/>
+                      <w:bCs/>
+                      <w:color w:val="404040" w:themeColor="text1" w:themeTint="BF"/>
+                      <w:lang w:val="en-US" w:eastAsia="zh-CN"/>
+                      <w14:textFill>
+                        <w14:solidFill>
+                          <w14:schemeClr w14:val="tx1">
+                            <w14:lumMod w14:val="75000"/>
+                            <w14:lumOff w14:val="25000"/>
+                          </w14:schemeClr>
+                        </w14:solidFill>
+                      </w14:textFill>
+                    </w:rPr>
+                  </w:pPr>
+                  <w:r>
+                    <w:rPr>
+                      <w:sz w:val="52"/>
+                      <w:szCs w:val="52"/>
+                    </w:rPr>
+                    <w:t>{{name}}</w:t>
+                  </w:r>
+                  <w:r>
+                    <w:t xml:space="preserve">    </w:t>
+                  </w:r>
+                  <w:r>
+                    <w:rPr>
+                      <w:rFonts w:hint="eastAsia"/>
+                      <w:lang w:val="en-US" w:eastAsia="zh-CN"/>
+                    </w:rPr>
+                    <w:t xml:space="preserve">    </w:t>
+                  </w:r>
+                  <w:r>
+                    <w:rPr>
+                      <w:rFonts w:hint="eastAsia"/>
+                      <w:b/>
+                      <w:bCs/>
+                      <w:lang w:val="en-US" w:eastAsia="zh-CN"/>
+                    </w:rPr>
+                    <w:t xml:space="preserve">    </w:t>
+                  </w:r>
+                  <w:r>
+                    <w:rPr>
+                      <w:b/>
+                      <w:bCs/>
+                      <w:sz w:val="28"/>
+                      <w:szCs w:val="28"/>
+                    </w:rPr>
+                    <w:t>求职意向：{{jobIntention}}</w:t>
+                  </w:r>
+                </w:p>
+              </w:txbxContent>
+            </v:textbox>
+          </v:shape>
+        </w:pict>
+      </w:r>
+      <w:r>
+        <w:rPr>
+          <w:sz w:val="21"/>
+        </w:rPr>
+        <w:pict>
+          <v:shape id="_x0000_s1040" o:spid="_x0000_s1040" o:spt="202" type="#_x0000_t202" style="position:absolute;left:0pt;margin-left:-50.95pt;margin-top:114.6pt;height:85.8pt;width:510.2pt;z-index:251661312;mso-width-relative:page;mso-height-relative:page;" filled="f" stroked="f" coordsize="21600,21600" o:gfxdata="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">
+            <v:path/>
+            <v:fill on="f" focussize="0,0"/>
+            <v:stroke on="f" weight="0.5pt"/>
+            <v:imagedata o:title=""/>
+            <o:lock v:ext="edit" aspectratio="f"/>
+            <v:textbox>
+              <w:txbxContent>
+                <w:p>
+                  <w:pPr>
+                    <w:keepNext w:val="0"/>
+                    <w:keepLines w:val="0"/>
+                    <w:pageBreakBefore w:val="0"/>
+                    <w:widowControl w:val="0"/>
+                    <w:kinsoku/>
+                    <w:wordWrap/>
+                    <w:overflowPunct/>
+                    <w:topLinePunct w:val="0"/>
+                    <w:autoSpaceDE/>
+                    <w:autoSpaceDN/>
+                    <w:bidi w:val="0"/>
+                    <w:adjustRightInd/>
+                    <w:snapToGrid w:val="0"/>
+                    <w:spacing w:line="288" w:lineRule="auto"/>
+                    <w:textAlignment w:val="auto"/>
+                    <w:rPr>
+                      <w:rFonts w:hint="eastAsia" w:ascii="微软雅黑" w:hAnsi="微软雅黑" w:eastAsia="微软雅黑" w:cs="微软雅黑"/>
+                      <w:b/>
+                      <w:bCs/>
+                      <w:color w:val="404040" w:themeColor="text1" w:themeTint="BF"/>
+                      <w:sz w:val="21"/>
+                      <w:szCs w:val="21"/>
+                      <w:lang w:val="en-US" w:eastAsia="zh-CN"/>
+                      <w14:textFill>
+                        <w14:solidFill>
+                          <w14:schemeClr w14:val="tx1">
+                            <w14:lumMod w14:val="75000"/>
+                            <w14:lumOff w14:val="25000"/>
+                          </w14:schemeClr>
+                        </w14:solidFill>
+                      </w14:textFill>
+                    </w:rPr>
+                  </w:pPr>
+                  <w:r>
+                    <w:t>{{education}}</w:t>
+                  </w:r>
+                </w:p>
+                <w:p>
+                  <w:pPr>
+                    <w:keepNext w:val="0"/>
+                    <w:keepLines w:val="0"/>
+                    <w:pageBreakBefore w:val="0"/>
+                    <w:widowControl w:val="0"/>
+                    <w:numPr>
+                      <w:ilvl w:val="0"/>
+                      <w:numId w:val="0"/>
+                    </w:numPr>
+                    <w:kinsoku/>
+                    <w:wordWrap/>
+                    <w:overflowPunct/>
+                    <w:topLinePunct w:val="0"/>
+                    <w:autoSpaceDE/>
+                    <w:autoSpaceDN/>
+                    <w:bidi w:val="0"/>
+                    <w:adjustRightInd/>
+                    <w:snapToGrid w:val="0"/>
+                    <w:spacing w:line="288" w:lineRule="auto"/>
+                    <w:ind w:leftChars="0"/>
+                    <w:textAlignment w:val="auto"/>
+                    <w:rPr>
+                      <w:rFonts w:hint="eastAsia" w:ascii="微软雅黑" w:hAnsi="微软雅黑" w:eastAsia="微软雅黑" w:cs="微软雅黑"/>
+                      <w:color w:val="404040" w:themeColor="text1" w:themeTint="BF"/>
+                      <w:lang w:val="en-US" w:eastAsia="zh-CN"/>
+                      <w14:textFill>
+                        <w14:solidFill>
+                          <w14:schemeClr w14:val="tx1">
+                            <w14:lumMod w14:val="75000"/>
+                            <w14:lumOff w14:val="25000"/>
+                          </w14:schemeClr>
+                        </w14:solidFill>
+                      </w14:textFill>
+                    </w:rPr>
+                  </w:pPr>
+                  <w:r>
+                    <w:t xml:space="preserve"> </w:t>
+                  </w:r>
+                </w:p>
+              </w:txbxContent>
+            </v:textbox>
+          </v:shape>
+        </w:pict>
       </w:r>
       <w:r>
         <w:rPr>
@@ -765,57 +765,6 @@
       </w:r>
       <w:r>
         <w:rPr>
-          <w:rFonts w:hint="default" w:eastAsiaTheme="minorEastAsia"/>
-          <w:lang w:val="en-US" w:eastAsia="zh-CN"/>
-        </w:rPr>
-        <w:drawing>
-          <wp:anchor distT="0" distB="0" distL="114300" distR="114300" simplePos="0" relativeHeight="251674624" behindDoc="1" locked="0" layoutInCell="1" allowOverlap="1">
-            <wp:simplePos x="0" y="0"/>
-            <wp:positionH relativeFrom="column">
-              <wp:posOffset>4722495</wp:posOffset>
-            </wp:positionH>
-            <wp:positionV relativeFrom="paragraph">
-              <wp:posOffset>-545465</wp:posOffset>
-            </wp:positionV>
-            <wp:extent cx="1108710" cy="1457325"/>
-            <wp:effectExtent l="0" t="0" r="15240" b="8890"/>
-            <wp:wrapNone/>
-            <wp:docPr id="163" name="图片 163" descr="i"/>
-            <wp:cNvGraphicFramePr>
-              <a:graphicFrameLocks xmlns:a="http://schemas.openxmlformats.org/drawingml/2006/main" noChangeAspect="1"/>
-            </wp:cNvGraphicFramePr>
-            <a:graphic xmlns:a="http://schemas.openxmlformats.org/drawingml/2006/main">
-              <a:graphicData uri="http://schemas.openxmlformats.org/drawingml/2006/picture">
-                <pic:pic xmlns:pic="http://schemas.openxmlformats.org/drawingml/2006/picture">
-                  <pic:nvPicPr>
-                    <pic:cNvPr id="163" name="图片 163" descr="i"/>
-                    <pic:cNvPicPr>
-                      <a:picLocks noChangeAspect="1"/>
-                    </pic:cNvPicPr>
-                  </pic:nvPicPr>
-                  <pic:blipFill>
-                    <a:blip r:embed="rId7"/>
-                    <a:stretch>
-                      <a:fillRect/>
-                    </a:stretch>
-                  </pic:blipFill>
-                  <pic:spPr>
-                    <a:xfrm>
-                      <a:off x="0" y="0"/>
-                      <a:ext cx="1108710" cy="1457325"/>
-                    </a:xfrm>
-                    <a:prstGeom prst="rect">
-                      <a:avLst/>
-                    </a:prstGeom>
-                  </pic:spPr>
-                </pic:pic>
-              </a:graphicData>
-            </a:graphic>
-          </wp:anchor>
-        </w:drawing>
-      </w:r>
-      <w:r>
-        <w:rPr>
           <w:sz w:val="21"/>
         </w:rPr>
         <w:pict>
@@ -1240,7 +1189,7 @@
               <v:path/>
               <v:fill on="f" focussize="0,0"/>
               <v:stroke on="f"/>
-              <v:imagedata r:id="rId8" o:title=""/>
+              <v:imagedata r:id="rId7" o:title=""/>
               <o:lock v:ext="edit" aspectratio="t"/>
             </v:shape>
             <v:rect id="矩形 62" o:spid="_x0000_s1039" o:spt="1" style="position:absolute;left:4297;top:3963;height:397;width:8289;v-text-anchor:middle;" fillcolor="#F2F2F2" filled="t" stroked="f" coordsize="21600,21600" o:gfxdata="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">
@@ -2020,10 +1969,10 @@
     </customSectPr>
   </customSectProps>
   <customShpExts>
+    <customShpInfo spid="_x0000_s1026" textRotate="1"/>
     <customShpInfo spid="_x0000_s1049" textRotate="1"/>
     <customShpInfo spid="_x0000_s1046" textRotate="1"/>
     <customShpInfo spid="_x0000_s1048" textRotate="1"/>
-    <customShpInfo spid="_x0000_s1026" textRotate="1"/>
     <customShpInfo spid="_x0000_s1040" textRotate="1"/>
     <customShpInfo spid="_x0000_s1051" textRotate="1"/>
     <customShpInfo spid="_x0000_s1052" textRotate="1"/>
